--- a/dbt/dbt notes.docx
+++ b/dbt/dbt notes.docx
@@ -5,6 +5,7 @@
     <w:p>
       <w:pPr>
         <w:pStyle w:val="Heading1"/>
+        <w:spacing w:before="0" w:after="0"/>
       </w:pPr>
       <w:r>
         <w:t>PoCs</w:t>
@@ -13,24 +14,627 @@
     <w:p>
       <w:pPr>
         <w:pStyle w:val="Heading2"/>
+        <w:spacing w:before="0" w:after="0"/>
       </w:pPr>
       <w:r>
         <w:t>dbt with Airflow</w:t>
       </w:r>
     </w:p>
     <w:p>
+      <w:pPr>
+        <w:spacing w:after="0"/>
+      </w:pPr>
       <w:r>
         <w:t>In this PoC I am running dbt code in Airflow. That dbt code is making transformations on data in a MS SQL server. Everything is running in Docker containers on our local machine.</w:t>
       </w:r>
     </w:p>
     <w:p>
+      <w:pPr>
+        <w:spacing w:after="0"/>
+      </w:pPr>
       <w:r>
         <w:t>There is a folder ‘dbt with Airflow PoC’ in the same folder as this document containing a PowerPoint presentation and videos exaplaining this PoC.</w:t>
       </w:r>
     </w:p>
     <w:p>
       <w:pPr>
+        <w:spacing w:after="0"/>
+      </w:pPr>
+    </w:p>
+    <w:p>
+      <w:pPr>
         <w:pStyle w:val="Heading1"/>
+        <w:spacing w:before="0" w:after="0"/>
+      </w:pPr>
+      <w:r>
+        <w:t>dbt setup</w:t>
+      </w:r>
+    </w:p>
+    <w:p>
+      <w:pPr>
+        <w:spacing w:after="0"/>
+      </w:pPr>
+      <w:r>
+        <w:t xml:space="preserve">Here is a link showing </w:t>
+      </w:r>
+      <w:r>
+        <w:t>how to install and configure dbt</w:t>
+      </w:r>
+      <w:r>
+        <w:t xml:space="preserve">: </w:t>
+      </w:r>
+      <w:hyperlink r:id="rId5" w:history="1">
+        <w:r>
+          <w:rPr>
+            <w:rStyle w:val="Hyperlink"/>
+          </w:rPr>
+          <w:t>www.youtube.com</w:t>
+        </w:r>
+      </w:hyperlink>
+      <w:r>
+        <w:t>.</w:t>
+      </w:r>
+    </w:p>
+    <w:p>
+      <w:pPr>
+        <w:spacing w:after="0"/>
+      </w:pPr>
+      <w:r>
+        <w:t>What we need to do is:</w:t>
+      </w:r>
+    </w:p>
+    <w:p>
+      <w:pPr>
+        <w:pStyle w:val="ListParagraph"/>
+        <w:numPr>
+          <w:ilvl w:val="0"/>
+          <w:numId w:val="6"/>
+        </w:numPr>
+        <w:spacing w:after="0"/>
+      </w:pPr>
+      <w:r>
+        <w:t>create venv: py -m venv venv</w:t>
+      </w:r>
+    </w:p>
+    <w:p>
+      <w:pPr>
+        <w:pStyle w:val="ListParagraph"/>
+        <w:numPr>
+          <w:ilvl w:val="0"/>
+          <w:numId w:val="6"/>
+        </w:numPr>
+        <w:spacing w:after="0"/>
+      </w:pPr>
+      <w:r>
+        <w:t xml:space="preserve">install python libraries: pip install </w:t>
+      </w:r>
+      <w:r>
+        <w:t>dbt-core</w:t>
+      </w:r>
+    </w:p>
+    <w:p>
+      <w:pPr>
+        <w:spacing w:after="0"/>
+      </w:pPr>
+    </w:p>
+    <w:p>
+      <w:pPr>
+        <w:spacing w:after="0"/>
+      </w:pPr>
+      <w:r>
+        <w:t>All the below comm</w:t>
+      </w:r>
+      <w:r>
+        <w:t>a</w:t>
+      </w:r>
+      <w:r>
+        <w:t>nd</w:t>
+      </w:r>
+      <w:r>
+        <w:t>s</w:t>
+      </w:r>
+      <w:r>
+        <w:t xml:space="preserve"> execute in the directory with the dbt project.</w:t>
+      </w:r>
+    </w:p>
+    <w:p>
+      <w:pPr>
+        <w:pStyle w:val="ListParagraph"/>
+        <w:numPr>
+          <w:ilvl w:val="0"/>
+          <w:numId w:val="9"/>
+        </w:numPr>
+        <w:spacing w:after="0"/>
+      </w:pPr>
+      <w:r>
+        <w:t>Install dbt-sqlserver package: pip install dbt-sqlserver</w:t>
+      </w:r>
+    </w:p>
+    <w:p>
+      <w:pPr>
+        <w:pStyle w:val="ListParagraph"/>
+        <w:numPr>
+          <w:ilvl w:val="0"/>
+          <w:numId w:val="9"/>
+        </w:numPr>
+        <w:spacing w:after="0"/>
+      </w:pPr>
+      <w:r>
+        <w:t>create .dbt folder in the user directory, for example in the C:\Users\&lt;username&gt;: mkdir $home/.dbt</w:t>
+      </w:r>
+    </w:p>
+    <w:p>
+      <w:pPr>
+        <w:pStyle w:val="ListParagraph"/>
+        <w:numPr>
+          <w:ilvl w:val="0"/>
+          <w:numId w:val="9"/>
+        </w:numPr>
+        <w:spacing w:after="0"/>
+      </w:pPr>
+      <w:r>
+        <w:t>Initialize dbt using the 'dbt init' command and provide the following values when prompted:</w:t>
+      </w:r>
+    </w:p>
+    <w:p>
+      <w:pPr>
+        <w:pStyle w:val="ListParagraph"/>
+        <w:numPr>
+          <w:ilvl w:val="1"/>
+          <w:numId w:val="11"/>
+        </w:numPr>
+        <w:spacing w:after="0"/>
+      </w:pPr>
+      <w:r>
+        <w:t>database: sqlserver</w:t>
+      </w:r>
+    </w:p>
+    <w:p>
+      <w:pPr>
+        <w:pStyle w:val="ListParagraph"/>
+        <w:numPr>
+          <w:ilvl w:val="1"/>
+          <w:numId w:val="11"/>
+        </w:numPr>
+        <w:spacing w:after="0"/>
+      </w:pPr>
+      <w:r>
+        <w:t>host name: name of the sql server</w:t>
+      </w:r>
+    </w:p>
+    <w:p>
+      <w:pPr>
+        <w:pStyle w:val="ListParagraph"/>
+        <w:numPr>
+          <w:ilvl w:val="1"/>
+          <w:numId w:val="11"/>
+        </w:numPr>
+        <w:spacing w:after="0"/>
+      </w:pPr>
+      <w:r>
+        <w:t>port: 1433</w:t>
+      </w:r>
+    </w:p>
+    <w:p>
+      <w:pPr>
+        <w:pStyle w:val="ListParagraph"/>
+        <w:numPr>
+          <w:ilvl w:val="1"/>
+          <w:numId w:val="11"/>
+        </w:numPr>
+        <w:spacing w:after="0"/>
+      </w:pPr>
+      <w:r>
+        <w:t>user, password, database: For those value we can use the same values which we provided when creating a SQL db using Terraform and sql_db module from azure_terraform repository.</w:t>
+      </w:r>
+    </w:p>
+    <w:p>
+      <w:pPr>
+        <w:pStyle w:val="ListParagraph"/>
+        <w:numPr>
+          <w:ilvl w:val="1"/>
+          <w:numId w:val="11"/>
+        </w:numPr>
+        <w:spacing w:after="0"/>
+      </w:pPr>
+      <w:r>
+        <w:t>threads: 4 is recommended, but other value can be used as well.</w:t>
+      </w:r>
+    </w:p>
+    <w:p>
+      <w:pPr>
+        <w:spacing w:after="0"/>
+      </w:pPr>
+    </w:p>
+    <w:p>
+      <w:pPr>
+        <w:spacing w:after="0"/>
+      </w:pPr>
+      <w:r>
+        <w:t>The dbt init command at the end will create the profiles.yml file in the .dbt folder which specifies our dbt configuration. It will also create a new folder with the name of our specified project name. We need to modify the profiles.yml file manually at the end so it contains the following content:</w:t>
+      </w:r>
+    </w:p>
+    <w:p>
+      <w:pPr>
+        <w:spacing w:after="0"/>
+      </w:pPr>
+      <w:r>
+        <w:lastRenderedPageBreak/>
+        <w:drawing>
+          <wp:inline distT="0" distB="0" distL="0" distR="0" wp14:anchorId="3A866E46" wp14:editId="1F0667CC">
+            <wp:extent cx="5943600" cy="2205990"/>
+            <wp:effectExtent l="0" t="0" r="0" b="3810"/>
+            <wp:docPr id="878676152" name="Picture 1" descr="A screenshot of a computer program&#10;&#10;AI-generated content may be incorrect."/>
+            <wp:cNvGraphicFramePr>
+              <a:graphicFrameLocks xmlns:a="http://schemas.openxmlformats.org/drawingml/2006/main" noChangeAspect="1"/>
+            </wp:cNvGraphicFramePr>
+            <a:graphic xmlns:a="http://schemas.openxmlformats.org/drawingml/2006/main">
+              <a:graphicData uri="http://schemas.openxmlformats.org/drawingml/2006/picture">
+                <pic:pic xmlns:pic="http://schemas.openxmlformats.org/drawingml/2006/picture">
+                  <pic:nvPicPr>
+                    <pic:cNvPr id="878676152" name="Picture 1" descr="A screenshot of a computer program&#10;&#10;AI-generated content may be incorrect."/>
+                    <pic:cNvPicPr/>
+                  </pic:nvPicPr>
+                  <pic:blipFill>
+                    <a:blip r:embed="rId6"/>
+                    <a:stretch>
+                      <a:fillRect/>
+                    </a:stretch>
+                  </pic:blipFill>
+                  <pic:spPr>
+                    <a:xfrm>
+                      <a:off x="0" y="0"/>
+                      <a:ext cx="5943600" cy="2205990"/>
+                    </a:xfrm>
+                    <a:prstGeom prst="rect">
+                      <a:avLst/>
+                    </a:prstGeom>
+                  </pic:spPr>
+                </pic:pic>
+              </a:graphicData>
+            </a:graphic>
+          </wp:inline>
+        </w:drawing>
+      </w:r>
+    </w:p>
+    <w:p>
+      <w:pPr>
+        <w:spacing w:after="0"/>
+      </w:pPr>
+      <w:r>
+        <w:t>Then we can run the 'dbt debug' command in the project folder in order to test if it is set up properly.</w:t>
+      </w:r>
+    </w:p>
+    <w:p>
+      <w:pPr>
+        <w:spacing w:after="0"/>
+      </w:pPr>
+    </w:p>
+    <w:p>
+      <w:pPr>
+        <w:pStyle w:val="Heading1"/>
+        <w:spacing w:before="0" w:after="0"/>
+      </w:pPr>
+      <w:r>
+        <w:t>dbt</w:t>
+      </w:r>
+      <w:r>
+        <w:t xml:space="preserve"> functionalities</w:t>
+      </w:r>
+    </w:p>
+    <w:p>
+      <w:pPr>
+        <w:pStyle w:val="Heading2"/>
+        <w:spacing w:before="0" w:after="0"/>
+      </w:pPr>
+      <w:r>
+        <w:t>Nodes</w:t>
+      </w:r>
+    </w:p>
+    <w:p>
+      <w:pPr>
+        <w:spacing w:after="0"/>
+      </w:pPr>
+      <w:r>
+        <w:t>Node is a general term describing a single object in dbt. We have different kinds of nodes:</w:t>
+      </w:r>
+    </w:p>
+    <w:p>
+      <w:pPr>
+        <w:pStyle w:val="ListParagraph"/>
+        <w:numPr>
+          <w:ilvl w:val="0"/>
+          <w:numId w:val="3"/>
+        </w:numPr>
+        <w:spacing w:after="0"/>
+      </w:pPr>
+      <w:r>
+        <w:t>models – tables which we will be building.</w:t>
+      </w:r>
+    </w:p>
+    <w:p>
+      <w:pPr>
+        <w:pStyle w:val="ListParagraph"/>
+        <w:numPr>
+          <w:ilvl w:val="0"/>
+          <w:numId w:val="3"/>
+        </w:numPr>
+        <w:spacing w:after="0"/>
+      </w:pPr>
+      <w:r>
+        <w:t xml:space="preserve">Snapshots - </w:t>
+      </w:r>
+      <w:r>
+        <w:t>for creating slowly changing dimensions type 2.</w:t>
+      </w:r>
+    </w:p>
+    <w:p>
+      <w:pPr>
+        <w:pStyle w:val="ListParagraph"/>
+        <w:numPr>
+          <w:ilvl w:val="0"/>
+          <w:numId w:val="3"/>
+        </w:numPr>
+        <w:spacing w:after="0"/>
+      </w:pPr>
+      <w:r>
+        <w:t xml:space="preserve">Macros - </w:t>
+      </w:r>
+      <w:r>
+        <w:t>functions which we can use in other nodes</w:t>
+      </w:r>
+      <w:r>
+        <w:t>.</w:t>
+      </w:r>
+    </w:p>
+    <w:p>
+      <w:pPr>
+        <w:pStyle w:val="ListParagraph"/>
+        <w:numPr>
+          <w:ilvl w:val="0"/>
+          <w:numId w:val="3"/>
+        </w:numPr>
+        <w:spacing w:after="0"/>
+      </w:pPr>
+      <w:r>
+        <w:t>Tests – data quality tests.</w:t>
+      </w:r>
+    </w:p>
+    <w:p>
+      <w:pPr>
+        <w:spacing w:after="0"/>
+      </w:pPr>
+    </w:p>
+    <w:p>
+      <w:pPr>
+        <w:pStyle w:val="Heading2"/>
+        <w:spacing w:before="0" w:after="0"/>
+      </w:pPr>
+      <w:r>
+        <w:t>Snapshots</w:t>
+      </w:r>
+    </w:p>
+    <w:p>
+      <w:pPr>
+        <w:spacing w:after="0"/>
+      </w:pPr>
+      <w:r>
+        <w:t>Snapshots are used for creating slowly changing dimensions type 2.</w:t>
+      </w:r>
+    </w:p>
+    <w:p>
+      <w:pPr>
+        <w:spacing w:after="0"/>
+      </w:pPr>
+      <w:r>
+        <w:t>In the snapshots folder in our dbt project we can define snapshots either as YAML file (a new method) or as SQL files.</w:t>
+      </w:r>
+    </w:p>
+    <w:p>
+      <w:pPr>
+        <w:spacing w:after="0"/>
+      </w:pPr>
+    </w:p>
+    <w:p>
+      <w:pPr>
+        <w:pStyle w:val="Heading2"/>
+        <w:spacing w:before="0" w:after="0"/>
+      </w:pPr>
+      <w:r>
+        <w:t>Macros</w:t>
+      </w:r>
+    </w:p>
+    <w:p>
+      <w:pPr>
+        <w:spacing w:after="0"/>
+      </w:pPr>
+      <w:r>
+        <w:t>Macros are functions which we can use in other nodes. They are defined in the macros folder in our dbt project.</w:t>
+      </w:r>
+    </w:p>
+    <w:p>
+      <w:pPr>
+        <w:spacing w:after="0"/>
+      </w:pPr>
+    </w:p>
+    <w:p>
+      <w:pPr>
+        <w:pStyle w:val="Heading2"/>
+        <w:spacing w:before="0" w:after="0"/>
+      </w:pPr>
+      <w:r>
+        <w:t>Schemas</w:t>
+      </w:r>
+    </w:p>
+    <w:p>
+      <w:pPr>
+        <w:spacing w:after="0"/>
+      </w:pPr>
+      <w:r>
+        <w:t xml:space="preserve">We can create files called schema.yml which </w:t>
+      </w:r>
+      <w:r>
+        <w:t>are describing our models, there are defined data quality test, tables and columns descriptions.</w:t>
+      </w:r>
+    </w:p>
+    <w:p>
+      <w:pPr>
+        <w:spacing w:after="0"/>
+      </w:pPr>
+      <w:r>
+        <w:lastRenderedPageBreak/>
+        <w:t>In the models folder we can create a few subfolders, each containing different models, and then in each of those folders we can create a schema.yml file describing models in that folder:</w:t>
+      </w:r>
+    </w:p>
+    <w:p>
+      <w:pPr>
+        <w:spacing w:after="0"/>
+      </w:pPr>
+      <w:r>
+        <w:drawing>
+          <wp:inline distT="0" distB="0" distL="0" distR="0" wp14:anchorId="074D2279" wp14:editId="15898BF9">
+            <wp:extent cx="1131108" cy="2050910"/>
+            <wp:effectExtent l="0" t="0" r="0" b="6985"/>
+            <wp:docPr id="757176195" name="Picture 1" descr="A screenshot of a computer&#10;&#10;AI-generated content may be incorrect."/>
+            <wp:cNvGraphicFramePr>
+              <a:graphicFrameLocks xmlns:a="http://schemas.openxmlformats.org/drawingml/2006/main" noChangeAspect="1"/>
+            </wp:cNvGraphicFramePr>
+            <a:graphic xmlns:a="http://schemas.openxmlformats.org/drawingml/2006/main">
+              <a:graphicData uri="http://schemas.openxmlformats.org/drawingml/2006/picture">
+                <pic:pic xmlns:pic="http://schemas.openxmlformats.org/drawingml/2006/picture">
+                  <pic:nvPicPr>
+                    <pic:cNvPr id="757176195" name="Picture 1" descr="A screenshot of a computer&#10;&#10;AI-generated content may be incorrect."/>
+                    <pic:cNvPicPr/>
+                  </pic:nvPicPr>
+                  <pic:blipFill>
+                    <a:blip r:embed="rId7"/>
+                    <a:stretch>
+                      <a:fillRect/>
+                    </a:stretch>
+                  </pic:blipFill>
+                  <pic:spPr>
+                    <a:xfrm>
+                      <a:off x="0" y="0"/>
+                      <a:ext cx="1143350" cy="2073107"/>
+                    </a:xfrm>
+                    <a:prstGeom prst="rect">
+                      <a:avLst/>
+                    </a:prstGeom>
+                  </pic:spPr>
+                </pic:pic>
+              </a:graphicData>
+            </a:graphic>
+          </wp:inline>
+        </w:drawing>
+      </w:r>
+    </w:p>
+    <w:p>
+      <w:pPr>
+        <w:spacing w:after="0"/>
+      </w:pPr>
+    </w:p>
+    <w:p>
+      <w:pPr>
+        <w:pStyle w:val="Heading2"/>
+        <w:spacing w:before="0" w:after="0"/>
+      </w:pPr>
+      <w:r>
+        <w:t>Sources</w:t>
+      </w:r>
+    </w:p>
+    <w:p>
+      <w:pPr>
+        <w:spacing w:after="0"/>
+      </w:pPr>
+      <w:r>
+        <w:t xml:space="preserve">We can create the sources.yml file which </w:t>
+      </w:r>
+      <w:r>
+        <w:t>describes tables which are sources, that is they are not created by dbt. Just like in the schema.yml we are defining there data quality test, tables and columns descriptions.</w:t>
+      </w:r>
+    </w:p>
+    <w:p>
+      <w:pPr>
+        <w:spacing w:after="0"/>
+      </w:pPr>
+      <w:r>
+        <w:t>We can have such a file created in the models folder and then it can be used by all the models, like it is shown on the screenshot in the ‘Schemas’ section above.</w:t>
+      </w:r>
+    </w:p>
+    <w:p>
+      <w:pPr>
+        <w:spacing w:after="0"/>
+      </w:pPr>
+    </w:p>
+    <w:p>
+      <w:pPr>
+        <w:pStyle w:val="Heading2"/>
+        <w:spacing w:before="0" w:after="0"/>
+      </w:pPr>
+      <w:r>
+        <w:t>dbt project file</w:t>
+      </w:r>
+    </w:p>
+    <w:p>
+      <w:pPr>
+        <w:spacing w:after="0"/>
+      </w:pPr>
+      <w:r>
+        <w:t xml:space="preserve">We need to create a dbt_project.yml file which </w:t>
+      </w:r>
+      <w:r>
+        <w:t xml:space="preserve">defines settings which applies to the entire dbt project. For example we are defining there where </w:t>
+      </w:r>
+      <w:r>
+        <w:t xml:space="preserve">in the database </w:t>
+      </w:r>
+      <w:r>
+        <w:t>we will be saving created models.</w:t>
+      </w:r>
+      <w:r>
+        <w:t xml:space="preserve"> </w:t>
+      </w:r>
+      <w:r>
+        <w:t>It is created automatically when creating a dbt project.</w:t>
+      </w:r>
+    </w:p>
+    <w:p>
+      <w:pPr>
+        <w:spacing w:after="0"/>
+      </w:pPr>
+    </w:p>
+    <w:p>
+      <w:pPr>
+        <w:pStyle w:val="Heading2"/>
+        <w:spacing w:before="0" w:after="0"/>
+      </w:pPr>
+      <w:r>
+        <w:t>Profiles file</w:t>
+      </w:r>
+    </w:p>
+    <w:p>
+      <w:pPr>
+        <w:spacing w:after="0"/>
+      </w:pPr>
+      <w:r>
+        <w:t xml:space="preserve">We need to create the profiles.yml file which </w:t>
+      </w:r>
+      <w:r>
+        <w:t>defines how we will be connecting to the SQL server</w:t>
+      </w:r>
+      <w:r>
+        <w:t>. It is created automatically when creating a dbt project.</w:t>
+      </w:r>
+    </w:p>
+    <w:p>
+      <w:pPr>
+        <w:spacing w:after="0"/>
+      </w:pPr>
+    </w:p>
+    <w:p>
+      <w:pPr>
+        <w:pStyle w:val="Heading2"/>
+        <w:spacing w:before="0" w:after="0"/>
       </w:pPr>
       <w:r>
         <w:t>Selector patterns</w:t>
@@ -40,16 +644,19 @@
       </w:r>
     </w:p>
     <w:p>
-      <w:r>
-        <w:t>When running dbt we can select which nodes (models, snapshots) will be buil</w:t>
-      </w:r>
-      <w:r>
-        <w:t>t</w:t>
+      <w:pPr>
+        <w:spacing w:after="0"/>
+      </w:pPr>
+      <w:r>
+        <w:t xml:space="preserve">When running dbt we can select which nodes (models, snapshots) will be </w:t>
+      </w:r>
+      <w:r>
+        <w:t>ran</w:t>
       </w:r>
       <w:r>
         <w:t xml:space="preserve">. More info about that: </w:t>
       </w:r>
-      <w:hyperlink r:id="rId4" w:history="1">
+      <w:hyperlink r:id="rId8" w:history="1">
         <w:r>
           <w:rPr>
             <w:rStyle w:val="Hyperlink"/>
@@ -62,64 +669,437 @@
       </w:r>
     </w:p>
     <w:p>
+      <w:pPr>
+        <w:spacing w:after="0"/>
+      </w:pPr>
       <w:r>
         <w:t>When running dbt in a command line we are using it in the following way:</w:t>
       </w:r>
     </w:p>
     <w:p>
+      <w:pPr>
+        <w:spacing w:after="0"/>
+      </w:pPr>
       <w:r>
         <w:t>Dbt run –select “pattern”</w:t>
       </w:r>
     </w:p>
     <w:p>
-      <w:r>
-        <w:t>In order to execute such a command in Airflow using the cosmos.dbtTaskGroup function we need to write:</w:t>
-      </w:r>
-    </w:p>
-    <w:p>
-      <w:r>
-        <w:t>dtbTaskGroup(</w:t>
-      </w:r>
-    </w:p>
-    <w:p>
-      <w:pPr>
-        <w:ind w:firstLine="720"/>
-      </w:pPr>
-      <w:r>
-        <w:t>render_config = RenderConfig(select=[“pattern”])</w:t>
-      </w:r>
-    </w:p>
-    <w:p>
-      <w:r>
-        <w:t>)</w:t>
-      </w:r>
-    </w:p>
-    <w:p>
+      <w:pPr>
+        <w:spacing w:after="0"/>
+      </w:pPr>
       <w:r>
         <w:t>For example this command will build all the snapshots:</w:t>
       </w:r>
     </w:p>
     <w:p>
-      <w:r>
-        <w:t xml:space="preserve">Dbt </w:t>
-      </w:r>
-      <w:r>
-        <w:t>snapshot</w:t>
-      </w:r>
-      <w:r>
-        <w:t xml:space="preserve"> –select “snapshot:”</w:t>
-      </w:r>
-    </w:p>
-    <w:p>
-      <w:r>
+      <w:pPr>
+        <w:spacing w:after="0"/>
+      </w:pPr>
+      <w:r>
+        <w:t>Dbt snapshot –select “snapshot:”</w:t>
+      </w:r>
+    </w:p>
+    <w:p>
+      <w:pPr>
+        <w:spacing w:after="0"/>
+      </w:pPr>
+      <w:r>
+        <w:lastRenderedPageBreak/>
         <w:t>And this will build a specific model:</w:t>
       </w:r>
     </w:p>
     <w:p>
+      <w:pPr>
+        <w:spacing w:after="0"/>
+      </w:pPr>
       <w:r>
         <w:t>Dbt run –select “model:model_name”</w:t>
       </w:r>
-    </w:p>
+      <w:r>
+        <w:t>.</w:t>
+      </w:r>
+    </w:p>
+    <w:p>
+      <w:pPr>
+        <w:spacing w:after="0"/>
+        <w:rPr>
+          <w:b/>
+          <w:bCs/>
+        </w:rPr>
+      </w:pPr>
+    </w:p>
+    <w:p>
+      <w:pPr>
+        <w:spacing w:after="0"/>
+        <w:rPr>
+          <w:b/>
+          <w:bCs/>
+        </w:rPr>
+      </w:pPr>
+      <w:r>
+        <w:rPr>
+          <w:b/>
+          <w:bCs/>
+        </w:rPr>
+        <w:t>Excluding</w:t>
+      </w:r>
+    </w:p>
+    <w:p>
+      <w:pPr>
+        <w:spacing w:after="0"/>
+      </w:pPr>
+      <w:r>
+        <w:t>In the</w:t>
+      </w:r>
+      <w:r>
+        <w:t xml:space="preserve"> same way we can use the –exclude option to exclude specific nodes from running.</w:t>
+      </w:r>
+    </w:p>
+    <w:p>
+      <w:pPr>
+        <w:spacing w:after="0"/>
+      </w:pPr>
+    </w:p>
+    <w:p>
+      <w:pPr>
+        <w:pStyle w:val="Heading1"/>
+        <w:spacing w:before="0" w:after="0"/>
+      </w:pPr>
+      <w:r>
+        <w:t>cosmos functionalities</w:t>
+      </w:r>
+    </w:p>
+    <w:p>
+      <w:pPr>
+        <w:spacing w:after="0"/>
+      </w:pPr>
+      <w:r>
+        <w:t>Cosmos is a tool for running dbt nodes in Airflow.</w:t>
+      </w:r>
+    </w:p>
+    <w:p>
+      <w:pPr>
+        <w:spacing w:after="0"/>
+      </w:pPr>
+    </w:p>
+    <w:p>
+      <w:pPr>
+        <w:pStyle w:val="Heading2"/>
+        <w:spacing w:before="0" w:after="0"/>
+      </w:pPr>
+      <w:r>
+        <w:t>dbtTaskGroup and dbtDag</w:t>
+      </w:r>
+    </w:p>
+    <w:p>
+      <w:pPr>
+        <w:spacing w:after="0"/>
+      </w:pPr>
+      <w:r>
+        <w:t>The cosmos.dbtDag function creates the entire Airflow DAG for our dbt project.</w:t>
+      </w:r>
+    </w:p>
+    <w:p>
+      <w:pPr>
+        <w:spacing w:after="0"/>
+      </w:pPr>
+      <w:r>
+        <w:t>The cosmos.dbtTaskGroup function create a task group in Airflow DAG for our dbt project.</w:t>
+      </w:r>
+    </w:p>
+    <w:p>
+      <w:pPr>
+        <w:spacing w:after="0"/>
+      </w:pPr>
+    </w:p>
+    <w:p>
+      <w:pPr>
+        <w:pStyle w:val="Heading2"/>
+        <w:spacing w:before="0" w:after="0"/>
+      </w:pPr>
+      <w:r>
+        <w:t>Rendering options for dbtTaskGroup</w:t>
+      </w:r>
+    </w:p>
+    <w:p>
+      <w:pPr>
+        <w:spacing w:after="0"/>
+      </w:pPr>
+      <w:r>
+        <w:t>For every task group created using the dbtTaskGroup we can define which dbt commands will be executed, for example we can only build models, or snapshots, or only perform tests. We configure that using the render_config argument and the RenderConfig() function in the following way:</w:t>
+      </w:r>
+    </w:p>
+    <w:p>
+      <w:pPr>
+        <w:spacing w:after="0"/>
+      </w:pPr>
+      <w:r>
+        <w:drawing>
+          <wp:inline distT="0" distB="0" distL="0" distR="0" wp14:anchorId="336D7871" wp14:editId="18EE9704">
+            <wp:extent cx="2457793" cy="924054"/>
+            <wp:effectExtent l="0" t="0" r="0" b="9525"/>
+            <wp:docPr id="167961081" name="Picture 1" descr="A screenshot of a computer program&#10;&#10;AI-generated content may be incorrect."/>
+            <wp:cNvGraphicFramePr>
+              <a:graphicFrameLocks xmlns:a="http://schemas.openxmlformats.org/drawingml/2006/main" noChangeAspect="1"/>
+            </wp:cNvGraphicFramePr>
+            <a:graphic xmlns:a="http://schemas.openxmlformats.org/drawingml/2006/main">
+              <a:graphicData uri="http://schemas.openxmlformats.org/drawingml/2006/picture">
+                <pic:pic xmlns:pic="http://schemas.openxmlformats.org/drawingml/2006/picture">
+                  <pic:nvPicPr>
+                    <pic:cNvPr id="167961081" name="Picture 1" descr="A screenshot of a computer program&#10;&#10;AI-generated content may be incorrect."/>
+                    <pic:cNvPicPr/>
+                  </pic:nvPicPr>
+                  <pic:blipFill>
+                    <a:blip r:embed="rId9"/>
+                    <a:stretch>
+                      <a:fillRect/>
+                    </a:stretch>
+                  </pic:blipFill>
+                  <pic:spPr>
+                    <a:xfrm>
+                      <a:off x="0" y="0"/>
+                      <a:ext cx="2457793" cy="924054"/>
+                    </a:xfrm>
+                    <a:prstGeom prst="rect">
+                      <a:avLst/>
+                    </a:prstGeom>
+                  </pic:spPr>
+                </pic:pic>
+              </a:graphicData>
+            </a:graphic>
+          </wp:inline>
+        </w:drawing>
+      </w:r>
+    </w:p>
+    <w:p>
+      <w:pPr>
+        <w:spacing w:after="0"/>
+      </w:pPr>
+      <w:r>
+        <w:t>Here are example arguments for the RenderConfig function:</w:t>
+      </w:r>
+    </w:p>
+    <w:p>
+      <w:pPr>
+        <w:pStyle w:val="ListParagraph"/>
+        <w:numPr>
+          <w:ilvl w:val="0"/>
+          <w:numId w:val="1"/>
+        </w:numPr>
+        <w:spacing w:after="0"/>
+      </w:pPr>
+      <w:r>
+        <w:rPr>
+          <w:b/>
+          <w:bCs/>
+        </w:rPr>
+        <w:t>select=["selector"]</w:t>
+      </w:r>
+      <w:r>
+        <w:t xml:space="preserve"> - Use a node selector in order to build only a specific nodes (models, snapshots). For example a selector can be "path:" to build all the nodes from a folder at a given path (like 'models' or 'snapshots') or "model_name" to build a specific model. </w:t>
+      </w:r>
+    </w:p>
+    <w:p>
+      <w:pPr>
+        <w:pStyle w:val="ListParagraph"/>
+        <w:numPr>
+          <w:ilvl w:val="0"/>
+          <w:numId w:val="1"/>
+        </w:numPr>
+        <w:spacing w:after="0"/>
+      </w:pPr>
+      <w:r>
+        <w:rPr>
+          <w:b/>
+          <w:bCs/>
+        </w:rPr>
+        <w:t>exclude=["selector"]</w:t>
+      </w:r>
+      <w:r>
+        <w:rPr>
+          <w:b/>
+          <w:bCs/>
+        </w:rPr>
+        <w:t xml:space="preserve"> </w:t>
+      </w:r>
+      <w:r>
+        <w:t>- We are using here node selectors like in the select=["selector"] but it excludes specific nodes.</w:t>
+      </w:r>
+    </w:p>
+    <w:p>
+      <w:pPr>
+        <w:pStyle w:val="ListParagraph"/>
+        <w:numPr>
+          <w:ilvl w:val="0"/>
+          <w:numId w:val="1"/>
+        </w:numPr>
+        <w:spacing w:after="0"/>
+      </w:pPr>
+      <w:r>
+        <w:rPr>
+          <w:b/>
+          <w:bCs/>
+        </w:rPr>
+        <w:t>should_detach_multiple_parents_tests=True</w:t>
+      </w:r>
+      <w:r>
+        <w:t xml:space="preserve"> - This argument makes sure that when we have models dependent on each other then we will not execute the same tests twice and when tests depends on a multiple models, then they will be performed when all those models have been built. Otherwise we might perform test which includes a model which has not been built yet and it will fail.</w:t>
+      </w:r>
+    </w:p>
+    <w:p>
+      <w:pPr>
+        <w:pStyle w:val="ListParagraph"/>
+        <w:numPr>
+          <w:ilvl w:val="0"/>
+          <w:numId w:val="1"/>
+        </w:numPr>
+        <w:spacing w:after="0"/>
+      </w:pPr>
+      <w:r>
+        <w:rPr>
+          <w:b/>
+          <w:bCs/>
+        </w:rPr>
+        <w:t>test_behavior="after_all"</w:t>
+      </w:r>
+      <w:r>
+        <w:t xml:space="preserve"> - This argument causes that all tests will be performed after all the models have been built (there will be a single task in Airflow for testing).</w:t>
+      </w:r>
+    </w:p>
+    <w:p>
+      <w:pPr>
+        <w:spacing w:after="0"/>
+      </w:pPr>
+    </w:p>
+    <w:p>
+      <w:pPr>
+        <w:pStyle w:val="Heading2"/>
+        <w:spacing w:before="0" w:after="0"/>
+      </w:pPr>
+      <w:r>
+        <w:t>Variables for dbt commands</w:t>
+      </w:r>
+    </w:p>
+    <w:p>
+      <w:pPr>
+        <w:spacing w:after="0"/>
+      </w:pPr>
+      <w:r>
+        <w:t>If we want to use variables for running dbt commands, like 'dbt run --vars', then we can do it in the following way</w:t>
+      </w:r>
+      <w:r>
+        <w:t>:</w:t>
+      </w:r>
+    </w:p>
+    <w:p>
+      <w:pPr>
+        <w:spacing w:after="0"/>
+      </w:pPr>
+      <w:r>
+        <w:drawing>
+          <wp:inline distT="0" distB="0" distL="0" distR="0" wp14:anchorId="4E24EDF0" wp14:editId="2C95D6E8">
+            <wp:extent cx="4544059" cy="1648055"/>
+            <wp:effectExtent l="0" t="0" r="9525" b="9525"/>
+            <wp:docPr id="1804662726" name="Picture 1" descr="A screenshot of a computer program&#10;&#10;AI-generated content may be incorrect."/>
+            <wp:cNvGraphicFramePr>
+              <a:graphicFrameLocks xmlns:a="http://schemas.openxmlformats.org/drawingml/2006/main" noChangeAspect="1"/>
+            </wp:cNvGraphicFramePr>
+            <a:graphic xmlns:a="http://schemas.openxmlformats.org/drawingml/2006/main">
+              <a:graphicData uri="http://schemas.openxmlformats.org/drawingml/2006/picture">
+                <pic:pic xmlns:pic="http://schemas.openxmlformats.org/drawingml/2006/picture">
+                  <pic:nvPicPr>
+                    <pic:cNvPr id="1804662726" name="Picture 1" descr="A screenshot of a computer program&#10;&#10;AI-generated content may be incorrect."/>
+                    <pic:cNvPicPr/>
+                  </pic:nvPicPr>
+                  <pic:blipFill>
+                    <a:blip r:embed="rId10"/>
+                    <a:stretch>
+                      <a:fillRect/>
+                    </a:stretch>
+                  </pic:blipFill>
+                  <pic:spPr>
+                    <a:xfrm>
+                      <a:off x="0" y="0"/>
+                      <a:ext cx="4544059" cy="1648055"/>
+                    </a:xfrm>
+                    <a:prstGeom prst="rect">
+                      <a:avLst/>
+                    </a:prstGeom>
+                  </pic:spPr>
+                </pic:pic>
+              </a:graphicData>
+            </a:graphic>
+          </wp:inline>
+        </w:drawing>
+      </w:r>
+    </w:p>
+    <w:p>
+      <w:pPr>
+        <w:spacing w:after="0"/>
+      </w:pPr>
+    </w:p>
+    <w:p>
+      <w:pPr>
+        <w:pStyle w:val="Heading2"/>
+        <w:spacing w:before="0" w:after="0"/>
+      </w:pPr>
+      <w:r>
+        <w:t>Custom schema macro</w:t>
+      </w:r>
+    </w:p>
+    <w:p>
+      <w:pPr>
+        <w:spacing w:after="0"/>
+      </w:pPr>
+      <w:r>
+        <w:t xml:space="preserve">The purpose of the custom_schema.sql macro is to create models in schemas specified in the dbt_project.yml file. Otherwise </w:t>
+      </w:r>
+      <w:r>
+        <w:t xml:space="preserve">when running </w:t>
+      </w:r>
+      <w:r>
+        <w:t xml:space="preserve">dbt </w:t>
+      </w:r>
+      <w:r>
+        <w:t xml:space="preserve">with cosmos it might </w:t>
+      </w:r>
+      <w:r>
+        <w:t>use as a schema name a name obtained by contatenating schema names from profiles.yml and dbt_project.yml.</w:t>
+      </w:r>
+    </w:p>
+    <w:p>
+      <w:pPr>
+        <w:spacing w:after="0"/>
+      </w:pPr>
+    </w:p>
+    <w:p>
+      <w:pPr>
+        <w:pStyle w:val="Heading2"/>
+        <w:spacing w:before="0" w:after="0"/>
+      </w:pPr>
+      <w:r>
+        <w:t>Snapshots</w:t>
+      </w:r>
+    </w:p>
+    <w:p>
+      <w:pPr>
+        <w:pStyle w:val="Heading3"/>
+        <w:spacing w:before="0" w:after="0"/>
+      </w:pPr>
+      <w:r>
+        <w:t>Metadata columns names problem</w:t>
+      </w:r>
+    </w:p>
+    <w:p>
+      <w:pPr>
+        <w:spacing w:after="0"/>
+      </w:pPr>
+      <w:r>
+        <w:t>When we want to change metadata columns names for snapshots there is some problem and it doesn't work. I was trying both snapshots defined as a YAML file and SQL.</w:t>
+      </w:r>
+    </w:p>
+    <w:p/>
     <w:sectPr>
       <w:pgSz w:w="12240" w:h="15840"/>
       <w:pgMar w:top="1440" w:right="1440" w:bottom="1440" w:left="1440" w:header="720" w:footer="720" w:gutter="0"/>
@@ -128,6 +1108,1284 @@
     </w:sectPr>
   </w:body>
 </w:document>
+</file>
+
+<file path=word/numbering.xml><?xml version="1.0" encoding="utf-8"?>
+<w:numbering xmlns:wpc="http://schemas.microsoft.com/office/word/2010/wordprocessingCanvas" xmlns:cx="http://schemas.microsoft.com/office/drawing/2014/chartex" xmlns:cx1="http://schemas.microsoft.com/office/drawing/2015/9/8/chartex" xmlns:cx2="http://schemas.microsoft.com/office/drawing/2015/10/21/chartex" xmlns:cx3="http://schemas.microsoft.com/office/drawing/2016/5/9/chartex" xmlns:cx4="http://schemas.microsoft.com/office/drawing/2016/5/10/chartex" xmlns:cx5="http://schemas.microsoft.com/office/drawing/2016/5/11/chartex" xmlns:cx6="http://schemas.microsoft.com/office/drawing/2016/5/12/chartex" xmlns:cx7="http://schemas.microsoft.com/office/drawing/2016/5/13/chartex" xmlns:cx8="http://schemas.microsoft.com/office/drawing/2016/5/14/chartex" xmlns:mc="http://schemas.openxmlformats.org/markup-compatibility/2006" xmlns:aink="http://schemas.microsoft.com/office/drawing/2016/ink" xmlns:am3d="http://schemas.microsoft.com/office/drawing/2017/model3d" xmlns:o="urn:schemas-microsoft-com:office:office" xmlns:oel="http://schemas.microsoft.com/office/2019/extlst" xmlns:r="http://schemas.openxmlformats.org/officeDocument/2006/relationships" xmlns:m="http://schemas.openxmlformats.org/officeDocument/2006/math" xmlns:v="urn:schemas-microsoft-com:vml" xmlns:wp14="http://schemas.microsoft.com/office/word/2010/wordprocessingDrawing" xmlns:wp="http://schemas.openxmlformats.org/drawingml/2006/wordprocessingDrawing" xmlns:w10="urn:schemas-microsoft-com:office:word" xmlns:w="http://schemas.openxmlformats.org/wordprocessingml/2006/main" xmlns:w14="http://schemas.microsoft.com/office/word/2010/wordml" xmlns:w15="http://schemas.microsoft.com/office/word/2012/wordml" xmlns:w16cex="http://schemas.microsoft.com/office/word/2018/wordml/cex" xmlns:w16cid="http://schemas.microsoft.com/office/word/2016/wordml/cid" xmlns:w16="http://schemas.microsoft.com/office/word/2018/wordml" xmlns:w16du="http://schemas.microsoft.com/office/word/2023/wordml/word16du" xmlns:w16sdtdh="http://schemas.microsoft.com/office/word/2020/wordml/sdtdatahash" xmlns:w16sdtfl="http://schemas.microsoft.com/office/word/2024/wordml/sdtformatlock" xmlns:w16se="http://schemas.microsoft.com/office/word/2015/wordml/symex" xmlns:wpg="http://schemas.microsoft.com/office/word/2010/wordprocessingGroup" xmlns:wpi="http://schemas.microsoft.com/office/word/2010/wordprocessingInk" xmlns:wne="http://schemas.microsoft.com/office/word/2006/wordml" xmlns:wps="http://schemas.microsoft.com/office/word/2010/wordprocessingShape" mc:Ignorable="w14 w15 w16se w16cid w16 w16cex w16sdtdh w16sdtfl w16du wp14">
+  <w:abstractNum w:abstractNumId="0" w15:restartNumberingAfterBreak="0">
+    <w:nsid w:val="1E304873"/>
+    <w:multiLevelType w:val="hybridMultilevel"/>
+    <w:tmpl w:val="43E2B6F2"/>
+    <w:lvl w:ilvl="0" w:tplc="04090001">
+      <w:start w:val="1"/>
+      <w:numFmt w:val="bullet"/>
+      <w:lvlText w:val=""/>
+      <w:lvlJc w:val="left"/>
+      <w:pPr>
+        <w:ind w:left="720" w:hanging="360"/>
+      </w:pPr>
+      <w:rPr>
+        <w:rFonts w:ascii="Symbol" w:hAnsi="Symbol" w:hint="default"/>
+      </w:rPr>
+    </w:lvl>
+    <w:lvl w:ilvl="1" w:tplc="04090003" w:tentative="1">
+      <w:start w:val="1"/>
+      <w:numFmt w:val="bullet"/>
+      <w:lvlText w:val="o"/>
+      <w:lvlJc w:val="left"/>
+      <w:pPr>
+        <w:ind w:left="1440" w:hanging="360"/>
+      </w:pPr>
+      <w:rPr>
+        <w:rFonts w:ascii="Courier New" w:hAnsi="Courier New" w:cs="Courier New" w:hint="default"/>
+      </w:rPr>
+    </w:lvl>
+    <w:lvl w:ilvl="2" w:tplc="04090005" w:tentative="1">
+      <w:start w:val="1"/>
+      <w:numFmt w:val="bullet"/>
+      <w:lvlText w:val=""/>
+      <w:lvlJc w:val="left"/>
+      <w:pPr>
+        <w:ind w:left="2160" w:hanging="360"/>
+      </w:pPr>
+      <w:rPr>
+        <w:rFonts w:ascii="Wingdings" w:hAnsi="Wingdings" w:hint="default"/>
+      </w:rPr>
+    </w:lvl>
+    <w:lvl w:ilvl="3" w:tplc="04090001" w:tentative="1">
+      <w:start w:val="1"/>
+      <w:numFmt w:val="bullet"/>
+      <w:lvlText w:val=""/>
+      <w:lvlJc w:val="left"/>
+      <w:pPr>
+        <w:ind w:left="2880" w:hanging="360"/>
+      </w:pPr>
+      <w:rPr>
+        <w:rFonts w:ascii="Symbol" w:hAnsi="Symbol" w:hint="default"/>
+      </w:rPr>
+    </w:lvl>
+    <w:lvl w:ilvl="4" w:tplc="04090003" w:tentative="1">
+      <w:start w:val="1"/>
+      <w:numFmt w:val="bullet"/>
+      <w:lvlText w:val="o"/>
+      <w:lvlJc w:val="left"/>
+      <w:pPr>
+        <w:ind w:left="3600" w:hanging="360"/>
+      </w:pPr>
+      <w:rPr>
+        <w:rFonts w:ascii="Courier New" w:hAnsi="Courier New" w:cs="Courier New" w:hint="default"/>
+      </w:rPr>
+    </w:lvl>
+    <w:lvl w:ilvl="5" w:tplc="04090005" w:tentative="1">
+      <w:start w:val="1"/>
+      <w:numFmt w:val="bullet"/>
+      <w:lvlText w:val=""/>
+      <w:lvlJc w:val="left"/>
+      <w:pPr>
+        <w:ind w:left="4320" w:hanging="360"/>
+      </w:pPr>
+      <w:rPr>
+        <w:rFonts w:ascii="Wingdings" w:hAnsi="Wingdings" w:hint="default"/>
+      </w:rPr>
+    </w:lvl>
+    <w:lvl w:ilvl="6" w:tplc="04090001" w:tentative="1">
+      <w:start w:val="1"/>
+      <w:numFmt w:val="bullet"/>
+      <w:lvlText w:val=""/>
+      <w:lvlJc w:val="left"/>
+      <w:pPr>
+        <w:ind w:left="5040" w:hanging="360"/>
+      </w:pPr>
+      <w:rPr>
+        <w:rFonts w:ascii="Symbol" w:hAnsi="Symbol" w:hint="default"/>
+      </w:rPr>
+    </w:lvl>
+    <w:lvl w:ilvl="7" w:tplc="04090003" w:tentative="1">
+      <w:start w:val="1"/>
+      <w:numFmt w:val="bullet"/>
+      <w:lvlText w:val="o"/>
+      <w:lvlJc w:val="left"/>
+      <w:pPr>
+        <w:ind w:left="5760" w:hanging="360"/>
+      </w:pPr>
+      <w:rPr>
+        <w:rFonts w:ascii="Courier New" w:hAnsi="Courier New" w:cs="Courier New" w:hint="default"/>
+      </w:rPr>
+    </w:lvl>
+    <w:lvl w:ilvl="8" w:tplc="04090005" w:tentative="1">
+      <w:start w:val="1"/>
+      <w:numFmt w:val="bullet"/>
+      <w:lvlText w:val=""/>
+      <w:lvlJc w:val="left"/>
+      <w:pPr>
+        <w:ind w:left="6480" w:hanging="360"/>
+      </w:pPr>
+      <w:rPr>
+        <w:rFonts w:ascii="Wingdings" w:hAnsi="Wingdings" w:hint="default"/>
+      </w:rPr>
+    </w:lvl>
+  </w:abstractNum>
+  <w:abstractNum w:abstractNumId="1" w15:restartNumberingAfterBreak="0">
+    <w:nsid w:val="21EA346C"/>
+    <w:multiLevelType w:val="hybridMultilevel"/>
+    <w:tmpl w:val="12D6DD12"/>
+    <w:lvl w:ilvl="0" w:tplc="0C66063C">
+      <w:numFmt w:val="bullet"/>
+      <w:lvlText w:val="-"/>
+      <w:lvlJc w:val="left"/>
+      <w:pPr>
+        <w:ind w:left="720" w:hanging="360"/>
+      </w:pPr>
+      <w:rPr>
+        <w:rFonts w:ascii="Aptos" w:eastAsiaTheme="minorHAnsi" w:hAnsi="Aptos" w:cstheme="minorBidi" w:hint="default"/>
+      </w:rPr>
+    </w:lvl>
+    <w:lvl w:ilvl="1" w:tplc="04090003" w:tentative="1">
+      <w:start w:val="1"/>
+      <w:numFmt w:val="bullet"/>
+      <w:lvlText w:val="o"/>
+      <w:lvlJc w:val="left"/>
+      <w:pPr>
+        <w:ind w:left="1440" w:hanging="360"/>
+      </w:pPr>
+      <w:rPr>
+        <w:rFonts w:ascii="Courier New" w:hAnsi="Courier New" w:cs="Courier New" w:hint="default"/>
+      </w:rPr>
+    </w:lvl>
+    <w:lvl w:ilvl="2" w:tplc="04090005" w:tentative="1">
+      <w:start w:val="1"/>
+      <w:numFmt w:val="bullet"/>
+      <w:lvlText w:val=""/>
+      <w:lvlJc w:val="left"/>
+      <w:pPr>
+        <w:ind w:left="2160" w:hanging="360"/>
+      </w:pPr>
+      <w:rPr>
+        <w:rFonts w:ascii="Wingdings" w:hAnsi="Wingdings" w:hint="default"/>
+      </w:rPr>
+    </w:lvl>
+    <w:lvl w:ilvl="3" w:tplc="04090001" w:tentative="1">
+      <w:start w:val="1"/>
+      <w:numFmt w:val="bullet"/>
+      <w:lvlText w:val=""/>
+      <w:lvlJc w:val="left"/>
+      <w:pPr>
+        <w:ind w:left="2880" w:hanging="360"/>
+      </w:pPr>
+      <w:rPr>
+        <w:rFonts w:ascii="Symbol" w:hAnsi="Symbol" w:hint="default"/>
+      </w:rPr>
+    </w:lvl>
+    <w:lvl w:ilvl="4" w:tplc="04090003" w:tentative="1">
+      <w:start w:val="1"/>
+      <w:numFmt w:val="bullet"/>
+      <w:lvlText w:val="o"/>
+      <w:lvlJc w:val="left"/>
+      <w:pPr>
+        <w:ind w:left="3600" w:hanging="360"/>
+      </w:pPr>
+      <w:rPr>
+        <w:rFonts w:ascii="Courier New" w:hAnsi="Courier New" w:cs="Courier New" w:hint="default"/>
+      </w:rPr>
+    </w:lvl>
+    <w:lvl w:ilvl="5" w:tplc="04090005" w:tentative="1">
+      <w:start w:val="1"/>
+      <w:numFmt w:val="bullet"/>
+      <w:lvlText w:val=""/>
+      <w:lvlJc w:val="left"/>
+      <w:pPr>
+        <w:ind w:left="4320" w:hanging="360"/>
+      </w:pPr>
+      <w:rPr>
+        <w:rFonts w:ascii="Wingdings" w:hAnsi="Wingdings" w:hint="default"/>
+      </w:rPr>
+    </w:lvl>
+    <w:lvl w:ilvl="6" w:tplc="04090001" w:tentative="1">
+      <w:start w:val="1"/>
+      <w:numFmt w:val="bullet"/>
+      <w:lvlText w:val=""/>
+      <w:lvlJc w:val="left"/>
+      <w:pPr>
+        <w:ind w:left="5040" w:hanging="360"/>
+      </w:pPr>
+      <w:rPr>
+        <w:rFonts w:ascii="Symbol" w:hAnsi="Symbol" w:hint="default"/>
+      </w:rPr>
+    </w:lvl>
+    <w:lvl w:ilvl="7" w:tplc="04090003" w:tentative="1">
+      <w:start w:val="1"/>
+      <w:numFmt w:val="bullet"/>
+      <w:lvlText w:val="o"/>
+      <w:lvlJc w:val="left"/>
+      <w:pPr>
+        <w:ind w:left="5760" w:hanging="360"/>
+      </w:pPr>
+      <w:rPr>
+        <w:rFonts w:ascii="Courier New" w:hAnsi="Courier New" w:cs="Courier New" w:hint="default"/>
+      </w:rPr>
+    </w:lvl>
+    <w:lvl w:ilvl="8" w:tplc="04090005" w:tentative="1">
+      <w:start w:val="1"/>
+      <w:numFmt w:val="bullet"/>
+      <w:lvlText w:val=""/>
+      <w:lvlJc w:val="left"/>
+      <w:pPr>
+        <w:ind w:left="6480" w:hanging="360"/>
+      </w:pPr>
+      <w:rPr>
+        <w:rFonts w:ascii="Wingdings" w:hAnsi="Wingdings" w:hint="default"/>
+      </w:rPr>
+    </w:lvl>
+  </w:abstractNum>
+  <w:abstractNum w:abstractNumId="2" w15:restartNumberingAfterBreak="0">
+    <w:nsid w:val="2BF636F3"/>
+    <w:multiLevelType w:val="hybridMultilevel"/>
+    <w:tmpl w:val="614C1B76"/>
+    <w:lvl w:ilvl="0" w:tplc="FFFFFFFF">
+      <w:start w:val="1"/>
+      <w:numFmt w:val="bullet"/>
+      <w:lvlText w:val=""/>
+      <w:lvlJc w:val="left"/>
+      <w:pPr>
+        <w:ind w:left="360" w:hanging="360"/>
+      </w:pPr>
+      <w:rPr>
+        <w:rFonts w:ascii="Symbol" w:hAnsi="Symbol" w:hint="default"/>
+      </w:rPr>
+    </w:lvl>
+    <w:lvl w:ilvl="1" w:tplc="04090003">
+      <w:start w:val="1"/>
+      <w:numFmt w:val="bullet"/>
+      <w:lvlText w:val="o"/>
+      <w:lvlJc w:val="left"/>
+      <w:pPr>
+        <w:ind w:left="1080" w:hanging="360"/>
+      </w:pPr>
+      <w:rPr>
+        <w:rFonts w:ascii="Courier New" w:hAnsi="Courier New" w:cs="Courier New" w:hint="default"/>
+      </w:rPr>
+    </w:lvl>
+    <w:lvl w:ilvl="2" w:tplc="FFFFFFFF" w:tentative="1">
+      <w:start w:val="1"/>
+      <w:numFmt w:val="bullet"/>
+      <w:lvlText w:val=""/>
+      <w:lvlJc w:val="left"/>
+      <w:pPr>
+        <w:ind w:left="1800" w:hanging="360"/>
+      </w:pPr>
+      <w:rPr>
+        <w:rFonts w:ascii="Wingdings" w:hAnsi="Wingdings" w:hint="default"/>
+      </w:rPr>
+    </w:lvl>
+    <w:lvl w:ilvl="3" w:tplc="FFFFFFFF" w:tentative="1">
+      <w:start w:val="1"/>
+      <w:numFmt w:val="bullet"/>
+      <w:lvlText w:val=""/>
+      <w:lvlJc w:val="left"/>
+      <w:pPr>
+        <w:ind w:left="2520" w:hanging="360"/>
+      </w:pPr>
+      <w:rPr>
+        <w:rFonts w:ascii="Symbol" w:hAnsi="Symbol" w:hint="default"/>
+      </w:rPr>
+    </w:lvl>
+    <w:lvl w:ilvl="4" w:tplc="FFFFFFFF" w:tentative="1">
+      <w:start w:val="1"/>
+      <w:numFmt w:val="bullet"/>
+      <w:lvlText w:val="o"/>
+      <w:lvlJc w:val="left"/>
+      <w:pPr>
+        <w:ind w:left="3240" w:hanging="360"/>
+      </w:pPr>
+      <w:rPr>
+        <w:rFonts w:ascii="Courier New" w:hAnsi="Courier New" w:cs="Courier New" w:hint="default"/>
+      </w:rPr>
+    </w:lvl>
+    <w:lvl w:ilvl="5" w:tplc="FFFFFFFF" w:tentative="1">
+      <w:start w:val="1"/>
+      <w:numFmt w:val="bullet"/>
+      <w:lvlText w:val=""/>
+      <w:lvlJc w:val="left"/>
+      <w:pPr>
+        <w:ind w:left="3960" w:hanging="360"/>
+      </w:pPr>
+      <w:rPr>
+        <w:rFonts w:ascii="Wingdings" w:hAnsi="Wingdings" w:hint="default"/>
+      </w:rPr>
+    </w:lvl>
+    <w:lvl w:ilvl="6" w:tplc="FFFFFFFF" w:tentative="1">
+      <w:start w:val="1"/>
+      <w:numFmt w:val="bullet"/>
+      <w:lvlText w:val=""/>
+      <w:lvlJc w:val="left"/>
+      <w:pPr>
+        <w:ind w:left="4680" w:hanging="360"/>
+      </w:pPr>
+      <w:rPr>
+        <w:rFonts w:ascii="Symbol" w:hAnsi="Symbol" w:hint="default"/>
+      </w:rPr>
+    </w:lvl>
+    <w:lvl w:ilvl="7" w:tplc="FFFFFFFF" w:tentative="1">
+      <w:start w:val="1"/>
+      <w:numFmt w:val="bullet"/>
+      <w:lvlText w:val="o"/>
+      <w:lvlJc w:val="left"/>
+      <w:pPr>
+        <w:ind w:left="5400" w:hanging="360"/>
+      </w:pPr>
+      <w:rPr>
+        <w:rFonts w:ascii="Courier New" w:hAnsi="Courier New" w:cs="Courier New" w:hint="default"/>
+      </w:rPr>
+    </w:lvl>
+    <w:lvl w:ilvl="8" w:tplc="FFFFFFFF" w:tentative="1">
+      <w:start w:val="1"/>
+      <w:numFmt w:val="bullet"/>
+      <w:lvlText w:val=""/>
+      <w:lvlJc w:val="left"/>
+      <w:pPr>
+        <w:ind w:left="6120" w:hanging="360"/>
+      </w:pPr>
+      <w:rPr>
+        <w:rFonts w:ascii="Wingdings" w:hAnsi="Wingdings" w:hint="default"/>
+      </w:rPr>
+    </w:lvl>
+  </w:abstractNum>
+  <w:abstractNum w:abstractNumId="3" w15:restartNumberingAfterBreak="0">
+    <w:nsid w:val="3928699E"/>
+    <w:multiLevelType w:val="hybridMultilevel"/>
+    <w:tmpl w:val="5B6A6658"/>
+    <w:lvl w:ilvl="0" w:tplc="04090001">
+      <w:start w:val="1"/>
+      <w:numFmt w:val="bullet"/>
+      <w:lvlText w:val=""/>
+      <w:lvlJc w:val="left"/>
+      <w:pPr>
+        <w:ind w:left="360" w:hanging="360"/>
+      </w:pPr>
+      <w:rPr>
+        <w:rFonts w:ascii="Symbol" w:hAnsi="Symbol" w:hint="default"/>
+      </w:rPr>
+    </w:lvl>
+    <w:lvl w:ilvl="1" w:tplc="04090001">
+      <w:start w:val="1"/>
+      <w:numFmt w:val="bullet"/>
+      <w:lvlText w:val=""/>
+      <w:lvlJc w:val="left"/>
+      <w:pPr>
+        <w:ind w:left="1080" w:hanging="360"/>
+      </w:pPr>
+      <w:rPr>
+        <w:rFonts w:ascii="Symbol" w:hAnsi="Symbol" w:hint="default"/>
+      </w:rPr>
+    </w:lvl>
+    <w:lvl w:ilvl="2" w:tplc="FFFFFFFF" w:tentative="1">
+      <w:start w:val="1"/>
+      <w:numFmt w:val="bullet"/>
+      <w:lvlText w:val=""/>
+      <w:lvlJc w:val="left"/>
+      <w:pPr>
+        <w:ind w:left="1800" w:hanging="360"/>
+      </w:pPr>
+      <w:rPr>
+        <w:rFonts w:ascii="Wingdings" w:hAnsi="Wingdings" w:hint="default"/>
+      </w:rPr>
+    </w:lvl>
+    <w:lvl w:ilvl="3" w:tplc="FFFFFFFF" w:tentative="1">
+      <w:start w:val="1"/>
+      <w:numFmt w:val="bullet"/>
+      <w:lvlText w:val=""/>
+      <w:lvlJc w:val="left"/>
+      <w:pPr>
+        <w:ind w:left="2520" w:hanging="360"/>
+      </w:pPr>
+      <w:rPr>
+        <w:rFonts w:ascii="Symbol" w:hAnsi="Symbol" w:hint="default"/>
+      </w:rPr>
+    </w:lvl>
+    <w:lvl w:ilvl="4" w:tplc="FFFFFFFF" w:tentative="1">
+      <w:start w:val="1"/>
+      <w:numFmt w:val="bullet"/>
+      <w:lvlText w:val="o"/>
+      <w:lvlJc w:val="left"/>
+      <w:pPr>
+        <w:ind w:left="3240" w:hanging="360"/>
+      </w:pPr>
+      <w:rPr>
+        <w:rFonts w:ascii="Courier New" w:hAnsi="Courier New" w:cs="Courier New" w:hint="default"/>
+      </w:rPr>
+    </w:lvl>
+    <w:lvl w:ilvl="5" w:tplc="FFFFFFFF" w:tentative="1">
+      <w:start w:val="1"/>
+      <w:numFmt w:val="bullet"/>
+      <w:lvlText w:val=""/>
+      <w:lvlJc w:val="left"/>
+      <w:pPr>
+        <w:ind w:left="3960" w:hanging="360"/>
+      </w:pPr>
+      <w:rPr>
+        <w:rFonts w:ascii="Wingdings" w:hAnsi="Wingdings" w:hint="default"/>
+      </w:rPr>
+    </w:lvl>
+    <w:lvl w:ilvl="6" w:tplc="FFFFFFFF" w:tentative="1">
+      <w:start w:val="1"/>
+      <w:numFmt w:val="bullet"/>
+      <w:lvlText w:val=""/>
+      <w:lvlJc w:val="left"/>
+      <w:pPr>
+        <w:ind w:left="4680" w:hanging="360"/>
+      </w:pPr>
+      <w:rPr>
+        <w:rFonts w:ascii="Symbol" w:hAnsi="Symbol" w:hint="default"/>
+      </w:rPr>
+    </w:lvl>
+    <w:lvl w:ilvl="7" w:tplc="FFFFFFFF" w:tentative="1">
+      <w:start w:val="1"/>
+      <w:numFmt w:val="bullet"/>
+      <w:lvlText w:val="o"/>
+      <w:lvlJc w:val="left"/>
+      <w:pPr>
+        <w:ind w:left="5400" w:hanging="360"/>
+      </w:pPr>
+      <w:rPr>
+        <w:rFonts w:ascii="Courier New" w:hAnsi="Courier New" w:cs="Courier New" w:hint="default"/>
+      </w:rPr>
+    </w:lvl>
+    <w:lvl w:ilvl="8" w:tplc="FFFFFFFF" w:tentative="1">
+      <w:start w:val="1"/>
+      <w:numFmt w:val="bullet"/>
+      <w:lvlText w:val=""/>
+      <w:lvlJc w:val="left"/>
+      <w:pPr>
+        <w:ind w:left="6120" w:hanging="360"/>
+      </w:pPr>
+      <w:rPr>
+        <w:rFonts w:ascii="Wingdings" w:hAnsi="Wingdings" w:hint="default"/>
+      </w:rPr>
+    </w:lvl>
+  </w:abstractNum>
+  <w:abstractNum w:abstractNumId="4" w15:restartNumberingAfterBreak="0">
+    <w:nsid w:val="49755240"/>
+    <w:multiLevelType w:val="hybridMultilevel"/>
+    <w:tmpl w:val="AC34EF34"/>
+    <w:lvl w:ilvl="0" w:tplc="0C66063C">
+      <w:numFmt w:val="bullet"/>
+      <w:lvlText w:val="-"/>
+      <w:lvlJc w:val="left"/>
+      <w:pPr>
+        <w:ind w:left="720" w:hanging="360"/>
+      </w:pPr>
+      <w:rPr>
+        <w:rFonts w:ascii="Aptos" w:eastAsiaTheme="minorHAnsi" w:hAnsi="Aptos" w:cstheme="minorBidi" w:hint="default"/>
+      </w:rPr>
+    </w:lvl>
+    <w:lvl w:ilvl="1" w:tplc="04090003" w:tentative="1">
+      <w:start w:val="1"/>
+      <w:numFmt w:val="bullet"/>
+      <w:lvlText w:val="o"/>
+      <w:lvlJc w:val="left"/>
+      <w:pPr>
+        <w:ind w:left="1440" w:hanging="360"/>
+      </w:pPr>
+      <w:rPr>
+        <w:rFonts w:ascii="Courier New" w:hAnsi="Courier New" w:cs="Courier New" w:hint="default"/>
+      </w:rPr>
+    </w:lvl>
+    <w:lvl w:ilvl="2" w:tplc="04090005" w:tentative="1">
+      <w:start w:val="1"/>
+      <w:numFmt w:val="bullet"/>
+      <w:lvlText w:val=""/>
+      <w:lvlJc w:val="left"/>
+      <w:pPr>
+        <w:ind w:left="2160" w:hanging="360"/>
+      </w:pPr>
+      <w:rPr>
+        <w:rFonts w:ascii="Wingdings" w:hAnsi="Wingdings" w:hint="default"/>
+      </w:rPr>
+    </w:lvl>
+    <w:lvl w:ilvl="3" w:tplc="04090001" w:tentative="1">
+      <w:start w:val="1"/>
+      <w:numFmt w:val="bullet"/>
+      <w:lvlText w:val=""/>
+      <w:lvlJc w:val="left"/>
+      <w:pPr>
+        <w:ind w:left="2880" w:hanging="360"/>
+      </w:pPr>
+      <w:rPr>
+        <w:rFonts w:ascii="Symbol" w:hAnsi="Symbol" w:hint="default"/>
+      </w:rPr>
+    </w:lvl>
+    <w:lvl w:ilvl="4" w:tplc="04090003" w:tentative="1">
+      <w:start w:val="1"/>
+      <w:numFmt w:val="bullet"/>
+      <w:lvlText w:val="o"/>
+      <w:lvlJc w:val="left"/>
+      <w:pPr>
+        <w:ind w:left="3600" w:hanging="360"/>
+      </w:pPr>
+      <w:rPr>
+        <w:rFonts w:ascii="Courier New" w:hAnsi="Courier New" w:cs="Courier New" w:hint="default"/>
+      </w:rPr>
+    </w:lvl>
+    <w:lvl w:ilvl="5" w:tplc="04090005" w:tentative="1">
+      <w:start w:val="1"/>
+      <w:numFmt w:val="bullet"/>
+      <w:lvlText w:val=""/>
+      <w:lvlJc w:val="left"/>
+      <w:pPr>
+        <w:ind w:left="4320" w:hanging="360"/>
+      </w:pPr>
+      <w:rPr>
+        <w:rFonts w:ascii="Wingdings" w:hAnsi="Wingdings" w:hint="default"/>
+      </w:rPr>
+    </w:lvl>
+    <w:lvl w:ilvl="6" w:tplc="04090001" w:tentative="1">
+      <w:start w:val="1"/>
+      <w:numFmt w:val="bullet"/>
+      <w:lvlText w:val=""/>
+      <w:lvlJc w:val="left"/>
+      <w:pPr>
+        <w:ind w:left="5040" w:hanging="360"/>
+      </w:pPr>
+      <w:rPr>
+        <w:rFonts w:ascii="Symbol" w:hAnsi="Symbol" w:hint="default"/>
+      </w:rPr>
+    </w:lvl>
+    <w:lvl w:ilvl="7" w:tplc="04090003" w:tentative="1">
+      <w:start w:val="1"/>
+      <w:numFmt w:val="bullet"/>
+      <w:lvlText w:val="o"/>
+      <w:lvlJc w:val="left"/>
+      <w:pPr>
+        <w:ind w:left="5760" w:hanging="360"/>
+      </w:pPr>
+      <w:rPr>
+        <w:rFonts w:ascii="Courier New" w:hAnsi="Courier New" w:cs="Courier New" w:hint="default"/>
+      </w:rPr>
+    </w:lvl>
+    <w:lvl w:ilvl="8" w:tplc="04090005" w:tentative="1">
+      <w:start w:val="1"/>
+      <w:numFmt w:val="bullet"/>
+      <w:lvlText w:val=""/>
+      <w:lvlJc w:val="left"/>
+      <w:pPr>
+        <w:ind w:left="6480" w:hanging="360"/>
+      </w:pPr>
+      <w:rPr>
+        <w:rFonts w:ascii="Wingdings" w:hAnsi="Wingdings" w:hint="default"/>
+      </w:rPr>
+    </w:lvl>
+  </w:abstractNum>
+  <w:abstractNum w:abstractNumId="5" w15:restartNumberingAfterBreak="0">
+    <w:nsid w:val="5A7F7CD8"/>
+    <w:multiLevelType w:val="hybridMultilevel"/>
+    <w:tmpl w:val="1E90E668"/>
+    <w:lvl w:ilvl="0" w:tplc="04090001">
+      <w:start w:val="1"/>
+      <w:numFmt w:val="bullet"/>
+      <w:lvlText w:val=""/>
+      <w:lvlJc w:val="left"/>
+      <w:pPr>
+        <w:ind w:left="360" w:hanging="360"/>
+      </w:pPr>
+      <w:rPr>
+        <w:rFonts w:ascii="Symbol" w:hAnsi="Symbol" w:hint="default"/>
+      </w:rPr>
+    </w:lvl>
+    <w:lvl w:ilvl="1" w:tplc="FFFFFFFF" w:tentative="1">
+      <w:start w:val="1"/>
+      <w:numFmt w:val="bullet"/>
+      <w:lvlText w:val="o"/>
+      <w:lvlJc w:val="left"/>
+      <w:pPr>
+        <w:ind w:left="1080" w:hanging="360"/>
+      </w:pPr>
+      <w:rPr>
+        <w:rFonts w:ascii="Courier New" w:hAnsi="Courier New" w:cs="Courier New" w:hint="default"/>
+      </w:rPr>
+    </w:lvl>
+    <w:lvl w:ilvl="2" w:tplc="FFFFFFFF" w:tentative="1">
+      <w:start w:val="1"/>
+      <w:numFmt w:val="bullet"/>
+      <w:lvlText w:val=""/>
+      <w:lvlJc w:val="left"/>
+      <w:pPr>
+        <w:ind w:left="1800" w:hanging="360"/>
+      </w:pPr>
+      <w:rPr>
+        <w:rFonts w:ascii="Wingdings" w:hAnsi="Wingdings" w:hint="default"/>
+      </w:rPr>
+    </w:lvl>
+    <w:lvl w:ilvl="3" w:tplc="FFFFFFFF" w:tentative="1">
+      <w:start w:val="1"/>
+      <w:numFmt w:val="bullet"/>
+      <w:lvlText w:val=""/>
+      <w:lvlJc w:val="left"/>
+      <w:pPr>
+        <w:ind w:left="2520" w:hanging="360"/>
+      </w:pPr>
+      <w:rPr>
+        <w:rFonts w:ascii="Symbol" w:hAnsi="Symbol" w:hint="default"/>
+      </w:rPr>
+    </w:lvl>
+    <w:lvl w:ilvl="4" w:tplc="FFFFFFFF" w:tentative="1">
+      <w:start w:val="1"/>
+      <w:numFmt w:val="bullet"/>
+      <w:lvlText w:val="o"/>
+      <w:lvlJc w:val="left"/>
+      <w:pPr>
+        <w:ind w:left="3240" w:hanging="360"/>
+      </w:pPr>
+      <w:rPr>
+        <w:rFonts w:ascii="Courier New" w:hAnsi="Courier New" w:cs="Courier New" w:hint="default"/>
+      </w:rPr>
+    </w:lvl>
+    <w:lvl w:ilvl="5" w:tplc="FFFFFFFF" w:tentative="1">
+      <w:start w:val="1"/>
+      <w:numFmt w:val="bullet"/>
+      <w:lvlText w:val=""/>
+      <w:lvlJc w:val="left"/>
+      <w:pPr>
+        <w:ind w:left="3960" w:hanging="360"/>
+      </w:pPr>
+      <w:rPr>
+        <w:rFonts w:ascii="Wingdings" w:hAnsi="Wingdings" w:hint="default"/>
+      </w:rPr>
+    </w:lvl>
+    <w:lvl w:ilvl="6" w:tplc="FFFFFFFF" w:tentative="1">
+      <w:start w:val="1"/>
+      <w:numFmt w:val="bullet"/>
+      <w:lvlText w:val=""/>
+      <w:lvlJc w:val="left"/>
+      <w:pPr>
+        <w:ind w:left="4680" w:hanging="360"/>
+      </w:pPr>
+      <w:rPr>
+        <w:rFonts w:ascii="Symbol" w:hAnsi="Symbol" w:hint="default"/>
+      </w:rPr>
+    </w:lvl>
+    <w:lvl w:ilvl="7" w:tplc="FFFFFFFF" w:tentative="1">
+      <w:start w:val="1"/>
+      <w:numFmt w:val="bullet"/>
+      <w:lvlText w:val="o"/>
+      <w:lvlJc w:val="left"/>
+      <w:pPr>
+        <w:ind w:left="5400" w:hanging="360"/>
+      </w:pPr>
+      <w:rPr>
+        <w:rFonts w:ascii="Courier New" w:hAnsi="Courier New" w:cs="Courier New" w:hint="default"/>
+      </w:rPr>
+    </w:lvl>
+    <w:lvl w:ilvl="8" w:tplc="FFFFFFFF" w:tentative="1">
+      <w:start w:val="1"/>
+      <w:numFmt w:val="bullet"/>
+      <w:lvlText w:val=""/>
+      <w:lvlJc w:val="left"/>
+      <w:pPr>
+        <w:ind w:left="6120" w:hanging="360"/>
+      </w:pPr>
+      <w:rPr>
+        <w:rFonts w:ascii="Wingdings" w:hAnsi="Wingdings" w:hint="default"/>
+      </w:rPr>
+    </w:lvl>
+  </w:abstractNum>
+  <w:abstractNum w:abstractNumId="6" w15:restartNumberingAfterBreak="0">
+    <w:nsid w:val="5C073D25"/>
+    <w:multiLevelType w:val="hybridMultilevel"/>
+    <w:tmpl w:val="0074E3BE"/>
+    <w:lvl w:ilvl="0" w:tplc="04090001">
+      <w:start w:val="1"/>
+      <w:numFmt w:val="bullet"/>
+      <w:lvlText w:val=""/>
+      <w:lvlJc w:val="left"/>
+      <w:pPr>
+        <w:ind w:left="720" w:hanging="360"/>
+      </w:pPr>
+      <w:rPr>
+        <w:rFonts w:ascii="Symbol" w:hAnsi="Symbol" w:hint="default"/>
+      </w:rPr>
+    </w:lvl>
+    <w:lvl w:ilvl="1" w:tplc="FFFFFFFF" w:tentative="1">
+      <w:start w:val="1"/>
+      <w:numFmt w:val="bullet"/>
+      <w:lvlText w:val="o"/>
+      <w:lvlJc w:val="left"/>
+      <w:pPr>
+        <w:ind w:left="1440" w:hanging="360"/>
+      </w:pPr>
+      <w:rPr>
+        <w:rFonts w:ascii="Courier New" w:hAnsi="Courier New" w:cs="Courier New" w:hint="default"/>
+      </w:rPr>
+    </w:lvl>
+    <w:lvl w:ilvl="2" w:tplc="FFFFFFFF" w:tentative="1">
+      <w:start w:val="1"/>
+      <w:numFmt w:val="bullet"/>
+      <w:lvlText w:val=""/>
+      <w:lvlJc w:val="left"/>
+      <w:pPr>
+        <w:ind w:left="2160" w:hanging="360"/>
+      </w:pPr>
+      <w:rPr>
+        <w:rFonts w:ascii="Wingdings" w:hAnsi="Wingdings" w:hint="default"/>
+      </w:rPr>
+    </w:lvl>
+    <w:lvl w:ilvl="3" w:tplc="FFFFFFFF" w:tentative="1">
+      <w:start w:val="1"/>
+      <w:numFmt w:val="bullet"/>
+      <w:lvlText w:val=""/>
+      <w:lvlJc w:val="left"/>
+      <w:pPr>
+        <w:ind w:left="2880" w:hanging="360"/>
+      </w:pPr>
+      <w:rPr>
+        <w:rFonts w:ascii="Symbol" w:hAnsi="Symbol" w:hint="default"/>
+      </w:rPr>
+    </w:lvl>
+    <w:lvl w:ilvl="4" w:tplc="FFFFFFFF" w:tentative="1">
+      <w:start w:val="1"/>
+      <w:numFmt w:val="bullet"/>
+      <w:lvlText w:val="o"/>
+      <w:lvlJc w:val="left"/>
+      <w:pPr>
+        <w:ind w:left="3600" w:hanging="360"/>
+      </w:pPr>
+      <w:rPr>
+        <w:rFonts w:ascii="Courier New" w:hAnsi="Courier New" w:cs="Courier New" w:hint="default"/>
+      </w:rPr>
+    </w:lvl>
+    <w:lvl w:ilvl="5" w:tplc="FFFFFFFF" w:tentative="1">
+      <w:start w:val="1"/>
+      <w:numFmt w:val="bullet"/>
+      <w:lvlText w:val=""/>
+      <w:lvlJc w:val="left"/>
+      <w:pPr>
+        <w:ind w:left="4320" w:hanging="360"/>
+      </w:pPr>
+      <w:rPr>
+        <w:rFonts w:ascii="Wingdings" w:hAnsi="Wingdings" w:hint="default"/>
+      </w:rPr>
+    </w:lvl>
+    <w:lvl w:ilvl="6" w:tplc="FFFFFFFF" w:tentative="1">
+      <w:start w:val="1"/>
+      <w:numFmt w:val="bullet"/>
+      <w:lvlText w:val=""/>
+      <w:lvlJc w:val="left"/>
+      <w:pPr>
+        <w:ind w:left="5040" w:hanging="360"/>
+      </w:pPr>
+      <w:rPr>
+        <w:rFonts w:ascii="Symbol" w:hAnsi="Symbol" w:hint="default"/>
+      </w:rPr>
+    </w:lvl>
+    <w:lvl w:ilvl="7" w:tplc="FFFFFFFF" w:tentative="1">
+      <w:start w:val="1"/>
+      <w:numFmt w:val="bullet"/>
+      <w:lvlText w:val="o"/>
+      <w:lvlJc w:val="left"/>
+      <w:pPr>
+        <w:ind w:left="5760" w:hanging="360"/>
+      </w:pPr>
+      <w:rPr>
+        <w:rFonts w:ascii="Courier New" w:hAnsi="Courier New" w:cs="Courier New" w:hint="default"/>
+      </w:rPr>
+    </w:lvl>
+    <w:lvl w:ilvl="8" w:tplc="FFFFFFFF" w:tentative="1">
+      <w:start w:val="1"/>
+      <w:numFmt w:val="bullet"/>
+      <w:lvlText w:val=""/>
+      <w:lvlJc w:val="left"/>
+      <w:pPr>
+        <w:ind w:left="6480" w:hanging="360"/>
+      </w:pPr>
+      <w:rPr>
+        <w:rFonts w:ascii="Wingdings" w:hAnsi="Wingdings" w:hint="default"/>
+      </w:rPr>
+    </w:lvl>
+  </w:abstractNum>
+  <w:abstractNum w:abstractNumId="7" w15:restartNumberingAfterBreak="0">
+    <w:nsid w:val="682F2E34"/>
+    <w:multiLevelType w:val="hybridMultilevel"/>
+    <w:tmpl w:val="DDA0E2E2"/>
+    <w:lvl w:ilvl="0" w:tplc="0C66063C">
+      <w:numFmt w:val="bullet"/>
+      <w:lvlText w:val="-"/>
+      <w:lvlJc w:val="left"/>
+      <w:pPr>
+        <w:ind w:left="720" w:hanging="360"/>
+      </w:pPr>
+      <w:rPr>
+        <w:rFonts w:ascii="Aptos" w:eastAsiaTheme="minorHAnsi" w:hAnsi="Aptos" w:cstheme="minorBidi" w:hint="default"/>
+      </w:rPr>
+    </w:lvl>
+    <w:lvl w:ilvl="1" w:tplc="04090003" w:tentative="1">
+      <w:start w:val="1"/>
+      <w:numFmt w:val="bullet"/>
+      <w:lvlText w:val="o"/>
+      <w:lvlJc w:val="left"/>
+      <w:pPr>
+        <w:ind w:left="1440" w:hanging="360"/>
+      </w:pPr>
+      <w:rPr>
+        <w:rFonts w:ascii="Courier New" w:hAnsi="Courier New" w:cs="Courier New" w:hint="default"/>
+      </w:rPr>
+    </w:lvl>
+    <w:lvl w:ilvl="2" w:tplc="04090005" w:tentative="1">
+      <w:start w:val="1"/>
+      <w:numFmt w:val="bullet"/>
+      <w:lvlText w:val=""/>
+      <w:lvlJc w:val="left"/>
+      <w:pPr>
+        <w:ind w:left="2160" w:hanging="360"/>
+      </w:pPr>
+      <w:rPr>
+        <w:rFonts w:ascii="Wingdings" w:hAnsi="Wingdings" w:hint="default"/>
+      </w:rPr>
+    </w:lvl>
+    <w:lvl w:ilvl="3" w:tplc="04090001" w:tentative="1">
+      <w:start w:val="1"/>
+      <w:numFmt w:val="bullet"/>
+      <w:lvlText w:val=""/>
+      <w:lvlJc w:val="left"/>
+      <w:pPr>
+        <w:ind w:left="2880" w:hanging="360"/>
+      </w:pPr>
+      <w:rPr>
+        <w:rFonts w:ascii="Symbol" w:hAnsi="Symbol" w:hint="default"/>
+      </w:rPr>
+    </w:lvl>
+    <w:lvl w:ilvl="4" w:tplc="04090003" w:tentative="1">
+      <w:start w:val="1"/>
+      <w:numFmt w:val="bullet"/>
+      <w:lvlText w:val="o"/>
+      <w:lvlJc w:val="left"/>
+      <w:pPr>
+        <w:ind w:left="3600" w:hanging="360"/>
+      </w:pPr>
+      <w:rPr>
+        <w:rFonts w:ascii="Courier New" w:hAnsi="Courier New" w:cs="Courier New" w:hint="default"/>
+      </w:rPr>
+    </w:lvl>
+    <w:lvl w:ilvl="5" w:tplc="04090005" w:tentative="1">
+      <w:start w:val="1"/>
+      <w:numFmt w:val="bullet"/>
+      <w:lvlText w:val=""/>
+      <w:lvlJc w:val="left"/>
+      <w:pPr>
+        <w:ind w:left="4320" w:hanging="360"/>
+      </w:pPr>
+      <w:rPr>
+        <w:rFonts w:ascii="Wingdings" w:hAnsi="Wingdings" w:hint="default"/>
+      </w:rPr>
+    </w:lvl>
+    <w:lvl w:ilvl="6" w:tplc="04090001" w:tentative="1">
+      <w:start w:val="1"/>
+      <w:numFmt w:val="bullet"/>
+      <w:lvlText w:val=""/>
+      <w:lvlJc w:val="left"/>
+      <w:pPr>
+        <w:ind w:left="5040" w:hanging="360"/>
+      </w:pPr>
+      <w:rPr>
+        <w:rFonts w:ascii="Symbol" w:hAnsi="Symbol" w:hint="default"/>
+      </w:rPr>
+    </w:lvl>
+    <w:lvl w:ilvl="7" w:tplc="04090003" w:tentative="1">
+      <w:start w:val="1"/>
+      <w:numFmt w:val="bullet"/>
+      <w:lvlText w:val="o"/>
+      <w:lvlJc w:val="left"/>
+      <w:pPr>
+        <w:ind w:left="5760" w:hanging="360"/>
+      </w:pPr>
+      <w:rPr>
+        <w:rFonts w:ascii="Courier New" w:hAnsi="Courier New" w:cs="Courier New" w:hint="default"/>
+      </w:rPr>
+    </w:lvl>
+    <w:lvl w:ilvl="8" w:tplc="04090005" w:tentative="1">
+      <w:start w:val="1"/>
+      <w:numFmt w:val="bullet"/>
+      <w:lvlText w:val=""/>
+      <w:lvlJc w:val="left"/>
+      <w:pPr>
+        <w:ind w:left="6480" w:hanging="360"/>
+      </w:pPr>
+      <w:rPr>
+        <w:rFonts w:ascii="Wingdings" w:hAnsi="Wingdings" w:hint="default"/>
+      </w:rPr>
+    </w:lvl>
+  </w:abstractNum>
+  <w:abstractNum w:abstractNumId="8" w15:restartNumberingAfterBreak="0">
+    <w:nsid w:val="6C3509E0"/>
+    <w:multiLevelType w:val="hybridMultilevel"/>
+    <w:tmpl w:val="E6B06F1E"/>
+    <w:lvl w:ilvl="0" w:tplc="04090001">
+      <w:start w:val="1"/>
+      <w:numFmt w:val="bullet"/>
+      <w:lvlText w:val=""/>
+      <w:lvlJc w:val="left"/>
+      <w:pPr>
+        <w:ind w:left="360" w:hanging="360"/>
+      </w:pPr>
+      <w:rPr>
+        <w:rFonts w:ascii="Symbol" w:hAnsi="Symbol" w:hint="default"/>
+      </w:rPr>
+    </w:lvl>
+    <w:lvl w:ilvl="1" w:tplc="04090003" w:tentative="1">
+      <w:start w:val="1"/>
+      <w:numFmt w:val="bullet"/>
+      <w:lvlText w:val="o"/>
+      <w:lvlJc w:val="left"/>
+      <w:pPr>
+        <w:ind w:left="1080" w:hanging="360"/>
+      </w:pPr>
+      <w:rPr>
+        <w:rFonts w:ascii="Courier New" w:hAnsi="Courier New" w:cs="Courier New" w:hint="default"/>
+      </w:rPr>
+    </w:lvl>
+    <w:lvl w:ilvl="2" w:tplc="04090005" w:tentative="1">
+      <w:start w:val="1"/>
+      <w:numFmt w:val="bullet"/>
+      <w:lvlText w:val=""/>
+      <w:lvlJc w:val="left"/>
+      <w:pPr>
+        <w:ind w:left="1800" w:hanging="360"/>
+      </w:pPr>
+      <w:rPr>
+        <w:rFonts w:ascii="Wingdings" w:hAnsi="Wingdings" w:hint="default"/>
+      </w:rPr>
+    </w:lvl>
+    <w:lvl w:ilvl="3" w:tplc="04090001" w:tentative="1">
+      <w:start w:val="1"/>
+      <w:numFmt w:val="bullet"/>
+      <w:lvlText w:val=""/>
+      <w:lvlJc w:val="left"/>
+      <w:pPr>
+        <w:ind w:left="2520" w:hanging="360"/>
+      </w:pPr>
+      <w:rPr>
+        <w:rFonts w:ascii="Symbol" w:hAnsi="Symbol" w:hint="default"/>
+      </w:rPr>
+    </w:lvl>
+    <w:lvl w:ilvl="4" w:tplc="04090003" w:tentative="1">
+      <w:start w:val="1"/>
+      <w:numFmt w:val="bullet"/>
+      <w:lvlText w:val="o"/>
+      <w:lvlJc w:val="left"/>
+      <w:pPr>
+        <w:ind w:left="3240" w:hanging="360"/>
+      </w:pPr>
+      <w:rPr>
+        <w:rFonts w:ascii="Courier New" w:hAnsi="Courier New" w:cs="Courier New" w:hint="default"/>
+      </w:rPr>
+    </w:lvl>
+    <w:lvl w:ilvl="5" w:tplc="04090005" w:tentative="1">
+      <w:start w:val="1"/>
+      <w:numFmt w:val="bullet"/>
+      <w:lvlText w:val=""/>
+      <w:lvlJc w:val="left"/>
+      <w:pPr>
+        <w:ind w:left="3960" w:hanging="360"/>
+      </w:pPr>
+      <w:rPr>
+        <w:rFonts w:ascii="Wingdings" w:hAnsi="Wingdings" w:hint="default"/>
+      </w:rPr>
+    </w:lvl>
+    <w:lvl w:ilvl="6" w:tplc="04090001" w:tentative="1">
+      <w:start w:val="1"/>
+      <w:numFmt w:val="bullet"/>
+      <w:lvlText w:val=""/>
+      <w:lvlJc w:val="left"/>
+      <w:pPr>
+        <w:ind w:left="4680" w:hanging="360"/>
+      </w:pPr>
+      <w:rPr>
+        <w:rFonts w:ascii="Symbol" w:hAnsi="Symbol" w:hint="default"/>
+      </w:rPr>
+    </w:lvl>
+    <w:lvl w:ilvl="7" w:tplc="04090003" w:tentative="1">
+      <w:start w:val="1"/>
+      <w:numFmt w:val="bullet"/>
+      <w:lvlText w:val="o"/>
+      <w:lvlJc w:val="left"/>
+      <w:pPr>
+        <w:ind w:left="5400" w:hanging="360"/>
+      </w:pPr>
+      <w:rPr>
+        <w:rFonts w:ascii="Courier New" w:hAnsi="Courier New" w:cs="Courier New" w:hint="default"/>
+      </w:rPr>
+    </w:lvl>
+    <w:lvl w:ilvl="8" w:tplc="04090005" w:tentative="1">
+      <w:start w:val="1"/>
+      <w:numFmt w:val="bullet"/>
+      <w:lvlText w:val=""/>
+      <w:lvlJc w:val="left"/>
+      <w:pPr>
+        <w:ind w:left="6120" w:hanging="360"/>
+      </w:pPr>
+      <w:rPr>
+        <w:rFonts w:ascii="Wingdings" w:hAnsi="Wingdings" w:hint="default"/>
+      </w:rPr>
+    </w:lvl>
+  </w:abstractNum>
+  <w:abstractNum w:abstractNumId="9" w15:restartNumberingAfterBreak="0">
+    <w:nsid w:val="7DAF7D02"/>
+    <w:multiLevelType w:val="hybridMultilevel"/>
+    <w:tmpl w:val="192AD382"/>
+    <w:lvl w:ilvl="0" w:tplc="04090001">
+      <w:start w:val="1"/>
+      <w:numFmt w:val="bullet"/>
+      <w:lvlText w:val=""/>
+      <w:lvlJc w:val="left"/>
+      <w:pPr>
+        <w:ind w:left="720" w:hanging="360"/>
+      </w:pPr>
+      <w:rPr>
+        <w:rFonts w:ascii="Symbol" w:hAnsi="Symbol" w:hint="default"/>
+      </w:rPr>
+    </w:lvl>
+    <w:lvl w:ilvl="1" w:tplc="04090003" w:tentative="1">
+      <w:start w:val="1"/>
+      <w:numFmt w:val="bullet"/>
+      <w:lvlText w:val="o"/>
+      <w:lvlJc w:val="left"/>
+      <w:pPr>
+        <w:ind w:left="1440" w:hanging="360"/>
+      </w:pPr>
+      <w:rPr>
+        <w:rFonts w:ascii="Courier New" w:hAnsi="Courier New" w:cs="Courier New" w:hint="default"/>
+      </w:rPr>
+    </w:lvl>
+    <w:lvl w:ilvl="2" w:tplc="04090005" w:tentative="1">
+      <w:start w:val="1"/>
+      <w:numFmt w:val="bullet"/>
+      <w:lvlText w:val=""/>
+      <w:lvlJc w:val="left"/>
+      <w:pPr>
+        <w:ind w:left="2160" w:hanging="360"/>
+      </w:pPr>
+      <w:rPr>
+        <w:rFonts w:ascii="Wingdings" w:hAnsi="Wingdings" w:hint="default"/>
+      </w:rPr>
+    </w:lvl>
+    <w:lvl w:ilvl="3" w:tplc="04090001" w:tentative="1">
+      <w:start w:val="1"/>
+      <w:numFmt w:val="bullet"/>
+      <w:lvlText w:val=""/>
+      <w:lvlJc w:val="left"/>
+      <w:pPr>
+        <w:ind w:left="2880" w:hanging="360"/>
+      </w:pPr>
+      <w:rPr>
+        <w:rFonts w:ascii="Symbol" w:hAnsi="Symbol" w:hint="default"/>
+      </w:rPr>
+    </w:lvl>
+    <w:lvl w:ilvl="4" w:tplc="04090003" w:tentative="1">
+      <w:start w:val="1"/>
+      <w:numFmt w:val="bullet"/>
+      <w:lvlText w:val="o"/>
+      <w:lvlJc w:val="left"/>
+      <w:pPr>
+        <w:ind w:left="3600" w:hanging="360"/>
+      </w:pPr>
+      <w:rPr>
+        <w:rFonts w:ascii="Courier New" w:hAnsi="Courier New" w:cs="Courier New" w:hint="default"/>
+      </w:rPr>
+    </w:lvl>
+    <w:lvl w:ilvl="5" w:tplc="04090005" w:tentative="1">
+      <w:start w:val="1"/>
+      <w:numFmt w:val="bullet"/>
+      <w:lvlText w:val=""/>
+      <w:lvlJc w:val="left"/>
+      <w:pPr>
+        <w:ind w:left="4320" w:hanging="360"/>
+      </w:pPr>
+      <w:rPr>
+        <w:rFonts w:ascii="Wingdings" w:hAnsi="Wingdings" w:hint="default"/>
+      </w:rPr>
+    </w:lvl>
+    <w:lvl w:ilvl="6" w:tplc="04090001" w:tentative="1">
+      <w:start w:val="1"/>
+      <w:numFmt w:val="bullet"/>
+      <w:lvlText w:val=""/>
+      <w:lvlJc w:val="left"/>
+      <w:pPr>
+        <w:ind w:left="5040" w:hanging="360"/>
+      </w:pPr>
+      <w:rPr>
+        <w:rFonts w:ascii="Symbol" w:hAnsi="Symbol" w:hint="default"/>
+      </w:rPr>
+    </w:lvl>
+    <w:lvl w:ilvl="7" w:tplc="04090003" w:tentative="1">
+      <w:start w:val="1"/>
+      <w:numFmt w:val="bullet"/>
+      <w:lvlText w:val="o"/>
+      <w:lvlJc w:val="left"/>
+      <w:pPr>
+        <w:ind w:left="5760" w:hanging="360"/>
+      </w:pPr>
+      <w:rPr>
+        <w:rFonts w:ascii="Courier New" w:hAnsi="Courier New" w:cs="Courier New" w:hint="default"/>
+      </w:rPr>
+    </w:lvl>
+    <w:lvl w:ilvl="8" w:tplc="04090005" w:tentative="1">
+      <w:start w:val="1"/>
+      <w:numFmt w:val="bullet"/>
+      <w:lvlText w:val=""/>
+      <w:lvlJc w:val="left"/>
+      <w:pPr>
+        <w:ind w:left="6480" w:hanging="360"/>
+      </w:pPr>
+      <w:rPr>
+        <w:rFonts w:ascii="Wingdings" w:hAnsi="Wingdings" w:hint="default"/>
+      </w:rPr>
+    </w:lvl>
+  </w:abstractNum>
+  <w:abstractNum w:abstractNumId="10" w15:restartNumberingAfterBreak="0">
+    <w:nsid w:val="7EF97CE8"/>
+    <w:multiLevelType w:val="hybridMultilevel"/>
+    <w:tmpl w:val="906C0BDE"/>
+    <w:lvl w:ilvl="0" w:tplc="FFFFFFFF">
+      <w:start w:val="1"/>
+      <w:numFmt w:val="bullet"/>
+      <w:lvlText w:val=""/>
+      <w:lvlJc w:val="left"/>
+      <w:pPr>
+        <w:ind w:left="360" w:hanging="360"/>
+      </w:pPr>
+      <w:rPr>
+        <w:rFonts w:ascii="Symbol" w:hAnsi="Symbol" w:hint="default"/>
+      </w:rPr>
+    </w:lvl>
+    <w:lvl w:ilvl="1" w:tplc="04090001">
+      <w:start w:val="1"/>
+      <w:numFmt w:val="bullet"/>
+      <w:lvlText w:val=""/>
+      <w:lvlJc w:val="left"/>
+      <w:pPr>
+        <w:ind w:left="1080" w:hanging="360"/>
+      </w:pPr>
+      <w:rPr>
+        <w:rFonts w:ascii="Symbol" w:hAnsi="Symbol" w:hint="default"/>
+      </w:rPr>
+    </w:lvl>
+    <w:lvl w:ilvl="2" w:tplc="FFFFFFFF" w:tentative="1">
+      <w:start w:val="1"/>
+      <w:numFmt w:val="bullet"/>
+      <w:lvlText w:val=""/>
+      <w:lvlJc w:val="left"/>
+      <w:pPr>
+        <w:ind w:left="1800" w:hanging="360"/>
+      </w:pPr>
+      <w:rPr>
+        <w:rFonts w:ascii="Wingdings" w:hAnsi="Wingdings" w:hint="default"/>
+      </w:rPr>
+    </w:lvl>
+    <w:lvl w:ilvl="3" w:tplc="FFFFFFFF" w:tentative="1">
+      <w:start w:val="1"/>
+      <w:numFmt w:val="bullet"/>
+      <w:lvlText w:val=""/>
+      <w:lvlJc w:val="left"/>
+      <w:pPr>
+        <w:ind w:left="2520" w:hanging="360"/>
+      </w:pPr>
+      <w:rPr>
+        <w:rFonts w:ascii="Symbol" w:hAnsi="Symbol" w:hint="default"/>
+      </w:rPr>
+    </w:lvl>
+    <w:lvl w:ilvl="4" w:tplc="FFFFFFFF" w:tentative="1">
+      <w:start w:val="1"/>
+      <w:numFmt w:val="bullet"/>
+      <w:lvlText w:val="o"/>
+      <w:lvlJc w:val="left"/>
+      <w:pPr>
+        <w:ind w:left="3240" w:hanging="360"/>
+      </w:pPr>
+      <w:rPr>
+        <w:rFonts w:ascii="Courier New" w:hAnsi="Courier New" w:cs="Courier New" w:hint="default"/>
+      </w:rPr>
+    </w:lvl>
+    <w:lvl w:ilvl="5" w:tplc="FFFFFFFF" w:tentative="1">
+      <w:start w:val="1"/>
+      <w:numFmt w:val="bullet"/>
+      <w:lvlText w:val=""/>
+      <w:lvlJc w:val="left"/>
+      <w:pPr>
+        <w:ind w:left="3960" w:hanging="360"/>
+      </w:pPr>
+      <w:rPr>
+        <w:rFonts w:ascii="Wingdings" w:hAnsi="Wingdings" w:hint="default"/>
+      </w:rPr>
+    </w:lvl>
+    <w:lvl w:ilvl="6" w:tplc="FFFFFFFF" w:tentative="1">
+      <w:start w:val="1"/>
+      <w:numFmt w:val="bullet"/>
+      <w:lvlText w:val=""/>
+      <w:lvlJc w:val="left"/>
+      <w:pPr>
+        <w:ind w:left="4680" w:hanging="360"/>
+      </w:pPr>
+      <w:rPr>
+        <w:rFonts w:ascii="Symbol" w:hAnsi="Symbol" w:hint="default"/>
+      </w:rPr>
+    </w:lvl>
+    <w:lvl w:ilvl="7" w:tplc="FFFFFFFF" w:tentative="1">
+      <w:start w:val="1"/>
+      <w:numFmt w:val="bullet"/>
+      <w:lvlText w:val="o"/>
+      <w:lvlJc w:val="left"/>
+      <w:pPr>
+        <w:ind w:left="5400" w:hanging="360"/>
+      </w:pPr>
+      <w:rPr>
+        <w:rFonts w:ascii="Courier New" w:hAnsi="Courier New" w:cs="Courier New" w:hint="default"/>
+      </w:rPr>
+    </w:lvl>
+    <w:lvl w:ilvl="8" w:tplc="FFFFFFFF" w:tentative="1">
+      <w:start w:val="1"/>
+      <w:numFmt w:val="bullet"/>
+      <w:lvlText w:val=""/>
+      <w:lvlJc w:val="left"/>
+      <w:pPr>
+        <w:ind w:left="6120" w:hanging="360"/>
+      </w:pPr>
+      <w:rPr>
+        <w:rFonts w:ascii="Wingdings" w:hAnsi="Wingdings" w:hint="default"/>
+      </w:rPr>
+    </w:lvl>
+  </w:abstractNum>
+  <w:num w:numId="1" w16cid:durableId="1699618029">
+    <w:abstractNumId w:val="8"/>
+  </w:num>
+  <w:num w:numId="2" w16cid:durableId="1984845899">
+    <w:abstractNumId w:val="1"/>
+  </w:num>
+  <w:num w:numId="3" w16cid:durableId="1711757087">
+    <w:abstractNumId w:val="6"/>
+  </w:num>
+  <w:num w:numId="4" w16cid:durableId="401290549">
+    <w:abstractNumId w:val="9"/>
+  </w:num>
+  <w:num w:numId="5" w16cid:durableId="459107247">
+    <w:abstractNumId w:val="7"/>
+  </w:num>
+  <w:num w:numId="6" w16cid:durableId="758452565">
+    <w:abstractNumId w:val="5"/>
+  </w:num>
+  <w:num w:numId="7" w16cid:durableId="1636334537">
+    <w:abstractNumId w:val="0"/>
+  </w:num>
+  <w:num w:numId="8" w16cid:durableId="1219970554">
+    <w:abstractNumId w:val="4"/>
+  </w:num>
+  <w:num w:numId="9" w16cid:durableId="726105640">
+    <w:abstractNumId w:val="3"/>
+  </w:num>
+  <w:num w:numId="10" w16cid:durableId="739594580">
+    <w:abstractNumId w:val="10"/>
+  </w:num>
+  <w:num w:numId="11" w16cid:durableId="934291788">
+    <w:abstractNumId w:val="2"/>
+  </w:num>
+</w:numbering>
 </file>
 
 <file path=word/styles.xml><?xml version="1.0" encoding="utf-8"?>
@@ -580,7 +2838,6 @@
     <w:next w:val="Normal"/>
     <w:link w:val="Heading3Char"/>
     <w:uiPriority w:val="9"/>
-    <w:semiHidden/>
     <w:unhideWhenUsed/>
     <w:qFormat/>
     <w:rsid w:val="009B1198"/>
@@ -732,7 +2989,6 @@
   <w:style w:type="character" w:default="1" w:styleId="DefaultParagraphFont">
     <w:name w:val="Default Paragraph Font"/>
     <w:uiPriority w:val="1"/>
-    <w:semiHidden/>
     <w:unhideWhenUsed/>
   </w:style>
   <w:style w:type="table" w:default="1" w:styleId="TableNormal">
@@ -787,7 +3043,6 @@
     <w:basedOn w:val="DefaultParagraphFont"/>
     <w:link w:val="Heading3"/>
     <w:uiPriority w:val="9"/>
-    <w:semiHidden/>
     <w:rsid w:val="009B1198"/>
     <w:rPr>
       <w:rFonts w:eastAsiaTheme="majorEastAsia" w:cstheme="majorBidi"/>

--- a/dbt/dbt notes.docx
+++ b/dbt/dbt notes.docx
@@ -80,7 +80,37 @@
         <w:spacing w:after="0"/>
       </w:pPr>
       <w:r>
-        <w:t>What we need to do is:</w:t>
+        <w:t>What we need to do is</w:t>
+      </w:r>
+      <w:r>
+        <w:t xml:space="preserve"> </w:t>
+      </w:r>
+      <w:r>
+        <w:t xml:space="preserve">(we need </w:t>
+      </w:r>
+      <w:r>
+        <w:t>to execute a</w:t>
+      </w:r>
+      <w:r>
+        <w:t>ll the below comm</w:t>
+      </w:r>
+      <w:r>
+        <w:t>a</w:t>
+      </w:r>
+      <w:r>
+        <w:t>nd</w:t>
+      </w:r>
+      <w:r>
+        <w:t>s</w:t>
+      </w:r>
+      <w:r>
+        <w:t xml:space="preserve"> in the directory with the dbt project</w:t>
+      </w:r>
+      <w:r>
+        <w:t>)</w:t>
+      </w:r>
+      <w:r>
+        <w:t>:</w:t>
       </w:r>
     </w:p>
     <w:p>
@@ -106,7 +136,26 @@
         <w:spacing w:after="0"/>
       </w:pPr>
       <w:r>
-        <w:t xml:space="preserve">install python libraries: pip install </w:t>
+        <w:t>install python libraries</w:t>
+      </w:r>
+      <w:r>
+        <w:t xml:space="preserve"> in that venv</w:t>
+      </w:r>
+      <w:r>
+        <w:t xml:space="preserve">: </w:t>
+      </w:r>
+    </w:p>
+    <w:p>
+      <w:pPr>
+        <w:pStyle w:val="ListParagraph"/>
+        <w:numPr>
+          <w:ilvl w:val="1"/>
+          <w:numId w:val="6"/>
+        </w:numPr>
+        <w:spacing w:after="0"/>
+      </w:pPr>
+      <w:r>
+        <w:t xml:space="preserve">pip install </w:t>
       </w:r>
       <w:r>
         <w:t>dbt-core</w:t>
@@ -114,27 +163,18 @@
     </w:p>
     <w:p>
       <w:pPr>
-        <w:spacing w:after="0"/>
-      </w:pPr>
-    </w:p>
-    <w:p>
-      <w:pPr>
-        <w:spacing w:after="0"/>
-      </w:pPr>
-      <w:r>
-        <w:t>All the below comm</w:t>
-      </w:r>
-      <w:r>
-        <w:t>a</w:t>
-      </w:r>
-      <w:r>
-        <w:t>nd</w:t>
-      </w:r>
-      <w:r>
-        <w:t>s</w:t>
-      </w:r>
-      <w:r>
-        <w:t xml:space="preserve"> execute in the directory with the dbt project.</w:t>
+        <w:pStyle w:val="ListParagraph"/>
+        <w:numPr>
+          <w:ilvl w:val="1"/>
+          <w:numId w:val="6"/>
+        </w:numPr>
+        <w:spacing w:after="0"/>
+      </w:pPr>
+      <w:r>
+        <w:t>pip install dbt-sqlserver</w:t>
+      </w:r>
+      <w:r>
+        <w:t xml:space="preserve"> (here we need to chose a porper adapter depending on what database we are using)</w:t>
       </w:r>
     </w:p>
     <w:p>
@@ -147,7 +187,7 @@
         <w:spacing w:after="0"/>
       </w:pPr>
       <w:r>
-        <w:t>Install dbt-sqlserver package: pip install dbt-sqlserver</w:t>
+        <w:t>create .dbt folder in the user directory, for example in the C:\Users\&lt;username&gt;: mkdir $home/.dbt</w:t>
       </w:r>
     </w:p>
     <w:p>
@@ -160,19 +200,6 @@
         <w:spacing w:after="0"/>
       </w:pPr>
       <w:r>
-        <w:t>create .dbt folder in the user directory, for example in the C:\Users\&lt;username&gt;: mkdir $home/.dbt</w:t>
-      </w:r>
-    </w:p>
-    <w:p>
-      <w:pPr>
-        <w:pStyle w:val="ListParagraph"/>
-        <w:numPr>
-          <w:ilvl w:val="0"/>
-          <w:numId w:val="9"/>
-        </w:numPr>
-        <w:spacing w:after="0"/>
-      </w:pPr>
-      <w:r>
         <w:t>Initialize dbt using the 'dbt init' command and provide the following values when prompted:</w:t>
       </w:r>
     </w:p>
@@ -259,6 +286,9 @@
         <w:spacing w:after="0"/>
       </w:pPr>
       <w:r>
+        <w:rPr>
+          <w:noProof/>
+        </w:rPr>
         <w:lastRenderedPageBreak/>
         <w:drawing>
           <wp:inline distT="0" distB="0" distL="0" distR="0" wp14:anchorId="3A866E46" wp14:editId="1F0667CC">
@@ -362,10 +392,7 @@
         <w:spacing w:after="0"/>
       </w:pPr>
       <w:r>
-        <w:t xml:space="preserve">Snapshots - </w:t>
-      </w:r>
-      <w:r>
-        <w:t>for creating slowly changing dimensions type 2.</w:t>
+        <w:t>Snapshots - for creating slowly changing dimensions type 2.</w:t>
       </w:r>
     </w:p>
     <w:p>
@@ -378,13 +405,7 @@
         <w:spacing w:after="0"/>
       </w:pPr>
       <w:r>
-        <w:t xml:space="preserve">Macros - </w:t>
-      </w:r>
-      <w:r>
-        <w:t>functions which we can use in other nodes</w:t>
-      </w:r>
-      <w:r>
-        <w:t>.</w:t>
+        <w:t>Macros - functions which we can use in other nodes.</w:t>
       </w:r>
     </w:p>
     <w:p>
@@ -491,6 +512,9 @@
         <w:spacing w:after="0"/>
       </w:pPr>
       <w:r>
+        <w:rPr>
+          <w:noProof/>
+        </w:rPr>
         <w:drawing>
           <wp:inline distT="0" distB="0" distL="0" distR="0" wp14:anchorId="074D2279" wp14:editId="15898BF9">
             <wp:extent cx="1131108" cy="2050910"/>
@@ -592,10 +616,7 @@
         <w:t>we will be saving created models.</w:t>
       </w:r>
       <w:r>
-        <w:t xml:space="preserve"> </w:t>
-      </w:r>
-      <w:r>
-        <w:t>It is created automatically when creating a dbt project.</w:t>
+        <w:t xml:space="preserve"> It is created automatically when creating a dbt project.</w:t>
       </w:r>
     </w:p>
     <w:p>
@@ -628,8 +649,64 @@
     </w:p>
     <w:p>
       <w:pPr>
-        <w:spacing w:after="0"/>
-      </w:pPr>
+        <w:pStyle w:val="Heading2"/>
+      </w:pPr>
+      <w:r>
+        <w:t>Targets</w:t>
+      </w:r>
+    </w:p>
+    <w:p>
+      <w:r>
+        <w:t>In the profiles.yml file we can specify different targets, that is different databases where we will be building models.</w:t>
+      </w:r>
+    </w:p>
+    <w:p>
+      <w:r>
+        <w:t>When we are building models using dbt commands we can specify in which target we want build our models:</w:t>
+      </w:r>
+    </w:p>
+    <w:p>
+      <w:r>
+        <w:rPr>
+          <w:noProof/>
+        </w:rPr>
+        <w:lastRenderedPageBreak/>
+        <w:drawing>
+          <wp:inline distT="0" distB="0" distL="0" distR="0" wp14:anchorId="59B9BC13" wp14:editId="1BAA2808">
+            <wp:extent cx="2448267" cy="885949"/>
+            <wp:effectExtent l="0" t="0" r="0" b="9525"/>
+            <wp:docPr id="1761989983" name="Picture 1" descr="A screen shot of a computer&#10;&#10;AI-generated content may be incorrect."/>
+            <wp:cNvGraphicFramePr>
+              <a:graphicFrameLocks xmlns:a="http://schemas.openxmlformats.org/drawingml/2006/main" noChangeAspect="1"/>
+            </wp:cNvGraphicFramePr>
+            <a:graphic xmlns:a="http://schemas.openxmlformats.org/drawingml/2006/main">
+              <a:graphicData uri="http://schemas.openxmlformats.org/drawingml/2006/picture">
+                <pic:pic xmlns:pic="http://schemas.openxmlformats.org/drawingml/2006/picture">
+                  <pic:nvPicPr>
+                    <pic:cNvPr id="1761989983" name="Picture 1" descr="A screen shot of a computer&#10;&#10;AI-generated content may be incorrect."/>
+                    <pic:cNvPicPr/>
+                  </pic:nvPicPr>
+                  <pic:blipFill>
+                    <a:blip r:embed="rId8"/>
+                    <a:stretch>
+                      <a:fillRect/>
+                    </a:stretch>
+                  </pic:blipFill>
+                  <pic:spPr>
+                    <a:xfrm>
+                      <a:off x="0" y="0"/>
+                      <a:ext cx="2448267" cy="885949"/>
+                    </a:xfrm>
+                    <a:prstGeom prst="rect">
+                      <a:avLst/>
+                    </a:prstGeom>
+                  </pic:spPr>
+                </pic:pic>
+              </a:graphicData>
+            </a:graphic>
+          </wp:inline>
+        </w:drawing>
+      </w:r>
     </w:p>
     <w:p>
       <w:pPr>
@@ -656,7 +733,7 @@
       <w:r>
         <w:t xml:space="preserve">. More info about that: </w:t>
       </w:r>
-      <w:hyperlink r:id="rId8" w:history="1">
+      <w:hyperlink r:id="rId9" w:history="1">
         <w:r>
           <w:rPr>
             <w:rStyle w:val="Hyperlink"/>
@@ -705,7 +782,6 @@
         <w:spacing w:after="0"/>
       </w:pPr>
       <w:r>
-        <w:lastRenderedPageBreak/>
         <w:t>And this will build a specific model:</w:t>
       </w:r>
     </w:p>
@@ -714,10 +790,7 @@
         <w:spacing w:after="0"/>
       </w:pPr>
       <w:r>
-        <w:t>Dbt run –select “model:model_name”</w:t>
-      </w:r>
-      <w:r>
-        <w:t>.</w:t>
+        <w:t>Dbt run –select “model:model_name”.</w:t>
       </w:r>
     </w:p>
     <w:p>
@@ -777,6 +850,45 @@
       <w:r>
         <w:t>Cosmos is a tool for running dbt nodes in Airflow.</w:t>
       </w:r>
+      <w:r>
+        <w:t xml:space="preserve"> Here are links to the documentation:</w:t>
+      </w:r>
+    </w:p>
+    <w:p>
+      <w:pPr>
+        <w:pStyle w:val="ListParagraph"/>
+        <w:numPr>
+          <w:ilvl w:val="0"/>
+          <w:numId w:val="12"/>
+        </w:numPr>
+        <w:spacing w:after="0"/>
+      </w:pPr>
+      <w:hyperlink r:id="rId10" w:history="1">
+        <w:r>
+          <w:rPr>
+            <w:rStyle w:val="Hyperlink"/>
+          </w:rPr>
+          <w:t>www.astronomer.io</w:t>
+        </w:r>
+      </w:hyperlink>
+    </w:p>
+    <w:p>
+      <w:pPr>
+        <w:pStyle w:val="ListParagraph"/>
+        <w:numPr>
+          <w:ilvl w:val="0"/>
+          <w:numId w:val="12"/>
+        </w:numPr>
+        <w:spacing w:after="0"/>
+      </w:pPr>
+      <w:hyperlink r:id="rId11" w:history="1">
+        <w:r>
+          <w:rPr>
+            <w:rStyle w:val="Hyperlink"/>
+          </w:rPr>
+          <w:t>astronomer.github.io</w:t>
+        </w:r>
+      </w:hyperlink>
     </w:p>
     <w:p>
       <w:pPr>
@@ -816,9 +928,281 @@
     <w:p>
       <w:pPr>
         <w:pStyle w:val="Heading2"/>
-        <w:spacing w:before="0" w:after="0"/>
-      </w:pPr>
-      <w:r>
+      </w:pPr>
+      <w:r>
+        <w:t>ProfileConfig</w:t>
+      </w:r>
+    </w:p>
+    <w:p>
+      <w:r>
+        <w:t>We need to create the ProfileConfig object where we provide path to the profiles.yml file and specifying the target:</w:t>
+      </w:r>
+    </w:p>
+    <w:p>
+      <w:r>
+        <w:drawing>
+          <wp:inline distT="0" distB="0" distL="0" distR="0" wp14:anchorId="7BD8EDD6" wp14:editId="1B96CE6B">
+            <wp:extent cx="5943600" cy="668020"/>
+            <wp:effectExtent l="0" t="0" r="0" b="0"/>
+            <wp:docPr id="2096329544" name="Picture 1"/>
+            <wp:cNvGraphicFramePr>
+              <a:graphicFrameLocks xmlns:a="http://schemas.openxmlformats.org/drawingml/2006/main" noChangeAspect="1"/>
+            </wp:cNvGraphicFramePr>
+            <a:graphic xmlns:a="http://schemas.openxmlformats.org/drawingml/2006/main">
+              <a:graphicData uri="http://schemas.openxmlformats.org/drawingml/2006/picture">
+                <pic:pic xmlns:pic="http://schemas.openxmlformats.org/drawingml/2006/picture">
+                  <pic:nvPicPr>
+                    <pic:cNvPr id="2096329544" name=""/>
+                    <pic:cNvPicPr/>
+                  </pic:nvPicPr>
+                  <pic:blipFill>
+                    <a:blip r:embed="rId12"/>
+                    <a:stretch>
+                      <a:fillRect/>
+                    </a:stretch>
+                  </pic:blipFill>
+                  <pic:spPr>
+                    <a:xfrm>
+                      <a:off x="0" y="0"/>
+                      <a:ext cx="5943600" cy="668020"/>
+                    </a:xfrm>
+                    <a:prstGeom prst="rect">
+                      <a:avLst/>
+                    </a:prstGeom>
+                  </pic:spPr>
+                </pic:pic>
+              </a:graphicData>
+            </a:graphic>
+          </wp:inline>
+        </w:drawing>
+      </w:r>
+    </w:p>
+    <w:p>
+      <w:pPr>
+        <w:spacing w:after="0"/>
+      </w:pPr>
+      <w:r>
+        <w:t>Then we are using this profile config object in the dbtTaskGroup or dbtDag functions:</w:t>
+      </w:r>
+    </w:p>
+    <w:p>
+      <w:pPr>
+        <w:spacing w:after="0"/>
+      </w:pPr>
+      <w:r>
+        <w:lastRenderedPageBreak/>
+        <w:drawing>
+          <wp:inline distT="0" distB="0" distL="0" distR="0" wp14:anchorId="4C581211" wp14:editId="1B201350">
+            <wp:extent cx="2514951" cy="600159"/>
+            <wp:effectExtent l="0" t="0" r="0" b="9525"/>
+            <wp:docPr id="1498785214" name="Picture 1" descr="A black screen with white text&#10;&#10;AI-generated content may be incorrect."/>
+            <wp:cNvGraphicFramePr>
+              <a:graphicFrameLocks xmlns:a="http://schemas.openxmlformats.org/drawingml/2006/main" noChangeAspect="1"/>
+            </wp:cNvGraphicFramePr>
+            <a:graphic xmlns:a="http://schemas.openxmlformats.org/drawingml/2006/main">
+              <a:graphicData uri="http://schemas.openxmlformats.org/drawingml/2006/picture">
+                <pic:pic xmlns:pic="http://schemas.openxmlformats.org/drawingml/2006/picture">
+                  <pic:nvPicPr>
+                    <pic:cNvPr id="1498785214" name="Picture 1" descr="A black screen with white text&#10;&#10;AI-generated content may be incorrect."/>
+                    <pic:cNvPicPr/>
+                  </pic:nvPicPr>
+                  <pic:blipFill>
+                    <a:blip r:embed="rId13"/>
+                    <a:stretch>
+                      <a:fillRect/>
+                    </a:stretch>
+                  </pic:blipFill>
+                  <pic:spPr>
+                    <a:xfrm>
+                      <a:off x="0" y="0"/>
+                      <a:ext cx="2514951" cy="600159"/>
+                    </a:xfrm>
+                    <a:prstGeom prst="rect">
+                      <a:avLst/>
+                    </a:prstGeom>
+                  </pic:spPr>
+                </pic:pic>
+              </a:graphicData>
+            </a:graphic>
+          </wp:inline>
+        </w:drawing>
+      </w:r>
+    </w:p>
+    <w:p>
+      <w:pPr>
+        <w:spacing w:after="0"/>
+      </w:pPr>
+    </w:p>
+    <w:p>
+      <w:pPr>
+        <w:pStyle w:val="Heading2"/>
+      </w:pPr>
+      <w:r>
+        <w:t>ProjectConfig</w:t>
+      </w:r>
+    </w:p>
+    <w:p>
+      <w:r>
+        <w:t>We need to create the ProjectConfig object where we provide a path to the dbt project and pass it to the dbtTaskGroup or dbtDag functions:</w:t>
+      </w:r>
+    </w:p>
+    <w:p>
+      <w:r>
+        <w:drawing>
+          <wp:inline distT="0" distB="0" distL="0" distR="0" wp14:anchorId="689060A7" wp14:editId="6A5D8A5E">
+            <wp:extent cx="5210902" cy="838317"/>
+            <wp:effectExtent l="0" t="0" r="8890" b="0"/>
+            <wp:docPr id="12391335" name="Picture 1" descr="A screen shot of a computer&#10;&#10;AI-generated content may be incorrect."/>
+            <wp:cNvGraphicFramePr>
+              <a:graphicFrameLocks xmlns:a="http://schemas.openxmlformats.org/drawingml/2006/main" noChangeAspect="1"/>
+            </wp:cNvGraphicFramePr>
+            <a:graphic xmlns:a="http://schemas.openxmlformats.org/drawingml/2006/main">
+              <a:graphicData uri="http://schemas.openxmlformats.org/drawingml/2006/picture">
+                <pic:pic xmlns:pic="http://schemas.openxmlformats.org/drawingml/2006/picture">
+                  <pic:nvPicPr>
+                    <pic:cNvPr id="12391335" name="Picture 1" descr="A screen shot of a computer&#10;&#10;AI-generated content may be incorrect."/>
+                    <pic:cNvPicPr/>
+                  </pic:nvPicPr>
+                  <pic:blipFill>
+                    <a:blip r:embed="rId14"/>
+                    <a:stretch>
+                      <a:fillRect/>
+                    </a:stretch>
+                  </pic:blipFill>
+                  <pic:spPr>
+                    <a:xfrm>
+                      <a:off x="0" y="0"/>
+                      <a:ext cx="5210902" cy="838317"/>
+                    </a:xfrm>
+                    <a:prstGeom prst="rect">
+                      <a:avLst/>
+                    </a:prstGeom>
+                  </pic:spPr>
+                </pic:pic>
+              </a:graphicData>
+            </a:graphic>
+          </wp:inline>
+        </w:drawing>
+      </w:r>
+    </w:p>
+    <w:p/>
+    <w:p>
+      <w:pPr>
+        <w:pStyle w:val="Heading2"/>
+      </w:pPr>
+      <w:r>
+        <w:t>ExecutionConfig</w:t>
+      </w:r>
+    </w:p>
+    <w:p>
+      <w:r>
+        <w:t xml:space="preserve">We need to create the ExecutionConfig object where we provide a path to the dbt executable. </w:t>
+      </w:r>
+    </w:p>
+    <w:p>
+      <w:r>
+        <w:t>It is a good practice to create a virtual environment for dbt, install there all the dbt libraries needed (dbt-core, dbt-databricks) and provide the following executable path:</w:t>
+      </w:r>
+    </w:p>
+    <w:p>
+      <w:r>
+        <w:drawing>
+          <wp:inline distT="0" distB="0" distL="0" distR="0" wp14:anchorId="545EBF5B" wp14:editId="3223CB21">
+            <wp:extent cx="5258534" cy="809738"/>
+            <wp:effectExtent l="0" t="0" r="0" b="9525"/>
+            <wp:docPr id="603315514" name="Picture 1" descr="A black screen with white text&#10;&#10;AI-generated content may be incorrect."/>
+            <wp:cNvGraphicFramePr>
+              <a:graphicFrameLocks xmlns:a="http://schemas.openxmlformats.org/drawingml/2006/main" noChangeAspect="1"/>
+            </wp:cNvGraphicFramePr>
+            <a:graphic xmlns:a="http://schemas.openxmlformats.org/drawingml/2006/main">
+              <a:graphicData uri="http://schemas.openxmlformats.org/drawingml/2006/picture">
+                <pic:pic xmlns:pic="http://schemas.openxmlformats.org/drawingml/2006/picture">
+                  <pic:nvPicPr>
+                    <pic:cNvPr id="603315514" name="Picture 1" descr="A black screen with white text&#10;&#10;AI-generated content may be incorrect."/>
+                    <pic:cNvPicPr/>
+                  </pic:nvPicPr>
+                  <pic:blipFill>
+                    <a:blip r:embed="rId15"/>
+                    <a:stretch>
+                      <a:fillRect/>
+                    </a:stretch>
+                  </pic:blipFill>
+                  <pic:spPr>
+                    <a:xfrm>
+                      <a:off x="0" y="0"/>
+                      <a:ext cx="5258534" cy="809738"/>
+                    </a:xfrm>
+                    <a:prstGeom prst="rect">
+                      <a:avLst/>
+                    </a:prstGeom>
+                  </pic:spPr>
+                </pic:pic>
+              </a:graphicData>
+            </a:graphic>
+          </wp:inline>
+        </w:drawing>
+      </w:r>
+    </w:p>
+    <w:p>
+      <w:r>
+        <w:t>And pass it to the dbtTaskGroup or dbtDag:</w:t>
+      </w:r>
+    </w:p>
+    <w:p>
+      <w:r>
+        <w:drawing>
+          <wp:inline distT="0" distB="0" distL="0" distR="0" wp14:anchorId="02A722F3" wp14:editId="1B21F5A1">
+            <wp:extent cx="2829320" cy="638264"/>
+            <wp:effectExtent l="0" t="0" r="9525" b="9525"/>
+            <wp:docPr id="998577790" name="Picture 1" descr="A black background with white text&#10;&#10;AI-generated content may be incorrect."/>
+            <wp:cNvGraphicFramePr>
+              <a:graphicFrameLocks xmlns:a="http://schemas.openxmlformats.org/drawingml/2006/main" noChangeAspect="1"/>
+            </wp:cNvGraphicFramePr>
+            <a:graphic xmlns:a="http://schemas.openxmlformats.org/drawingml/2006/main">
+              <a:graphicData uri="http://schemas.openxmlformats.org/drawingml/2006/picture">
+                <pic:pic xmlns:pic="http://schemas.openxmlformats.org/drawingml/2006/picture">
+                  <pic:nvPicPr>
+                    <pic:cNvPr id="998577790" name="Picture 1" descr="A black background with white text&#10;&#10;AI-generated content may be incorrect."/>
+                    <pic:cNvPicPr/>
+                  </pic:nvPicPr>
+                  <pic:blipFill>
+                    <a:blip r:embed="rId16"/>
+                    <a:stretch>
+                      <a:fillRect/>
+                    </a:stretch>
+                  </pic:blipFill>
+                  <pic:spPr>
+                    <a:xfrm>
+                      <a:off x="0" y="0"/>
+                      <a:ext cx="2829320" cy="638264"/>
+                    </a:xfrm>
+                    <a:prstGeom prst="rect">
+                      <a:avLst/>
+                    </a:prstGeom>
+                  </pic:spPr>
+                </pic:pic>
+              </a:graphicData>
+            </a:graphic>
+          </wp:inline>
+        </w:drawing>
+      </w:r>
+    </w:p>
+    <w:p>
+      <w:r>
+        <w:t>This way dbt libraries will be kept separate to other libraries used by Airflow what is beneficial as those libraries might be in conflict.</w:t>
+      </w:r>
+    </w:p>
+    <w:p>
+      <w:pPr>
+        <w:spacing w:after="0"/>
+      </w:pPr>
+    </w:p>
+    <w:p>
+      <w:pPr>
+        <w:pStyle w:val="Heading2"/>
+      </w:pPr>
+      <w:r>
+        <w:lastRenderedPageBreak/>
         <w:t>Rendering options for dbtTaskGroup</w:t>
       </w:r>
     </w:p>
@@ -827,14 +1211,30 @@
         <w:spacing w:after="0"/>
       </w:pPr>
       <w:r>
-        <w:t>For every task group created using the dbtTaskGroup we can define which dbt commands will be executed, for example we can only build models, or snapshots, or only perform tests. We configure that using the render_config argument and the RenderConfig() function in the following way:</w:t>
-      </w:r>
-    </w:p>
-    <w:p>
-      <w:pPr>
-        <w:spacing w:after="0"/>
-      </w:pPr>
-      <w:r>
+        <w:t xml:space="preserve">For every task group created using the dbtTaskGroup we can define which dbt commands will be executed, for example we can only build models, or snapshots, or only perform tests. </w:t>
+      </w:r>
+    </w:p>
+    <w:p>
+      <w:pPr>
+        <w:spacing w:after="0"/>
+      </w:pPr>
+    </w:p>
+    <w:p>
+      <w:pPr>
+        <w:spacing w:after="0"/>
+      </w:pPr>
+      <w:r>
+        <w:t>We configure that using the render_config argument and the RenderConfig() function in the following way:</w:t>
+      </w:r>
+    </w:p>
+    <w:p>
+      <w:pPr>
+        <w:spacing w:after="0"/>
+      </w:pPr>
+      <w:r>
+        <w:rPr>
+          <w:noProof/>
+        </w:rPr>
         <w:drawing>
           <wp:inline distT="0" distB="0" distL="0" distR="0" wp14:anchorId="336D7871" wp14:editId="18EE9704">
             <wp:extent cx="2457793" cy="924054"/>
@@ -851,7 +1251,7 @@
                     <pic:cNvPicPr/>
                   </pic:nvPicPr>
                   <pic:blipFill>
-                    <a:blip r:embed="rId9"/>
+                    <a:blip r:embed="rId17"/>
                     <a:stretch>
                       <a:fillRect/>
                     </a:stretch>
@@ -914,14 +1314,7 @@
           <w:b/>
           <w:bCs/>
         </w:rPr>
-        <w:t>exclude=["selector"]</w:t>
-      </w:r>
-      <w:r>
-        <w:rPr>
-          <w:b/>
-          <w:bCs/>
-        </w:rPr>
-        <w:t xml:space="preserve"> </w:t>
+        <w:t xml:space="preserve">exclude=["selector"] </w:t>
       </w:r>
       <w:r>
         <w:t>- We are using here node selectors like in the select=["selector"] but it excludes specific nodes.</w:t>
@@ -997,6 +1390,10 @@
         <w:spacing w:after="0"/>
       </w:pPr>
       <w:r>
+        <w:rPr>
+          <w:noProof/>
+        </w:rPr>
+        <w:lastRenderedPageBreak/>
         <w:drawing>
           <wp:inline distT="0" distB="0" distL="0" distR="0" wp14:anchorId="4E24EDF0" wp14:editId="2C95D6E8">
             <wp:extent cx="4544059" cy="1648055"/>
@@ -1013,7 +1410,7 @@
                     <pic:cNvPicPr/>
                   </pic:nvPicPr>
                   <pic:blipFill>
-                    <a:blip r:embed="rId10"/>
+                    <a:blip r:embed="rId18"/>
                     <a:stretch>
                       <a:fillRect/>
                     </a:stretch>
@@ -1099,6 +1496,115 @@
         <w:t>When we want to change metadata columns names for snapshots there is some problem and it doesn't work. I was trying both snapshots defined as a YAML file and SQL.</w:t>
       </w:r>
     </w:p>
+    <w:p>
+      <w:pPr>
+        <w:pStyle w:val="Heading2"/>
+      </w:pPr>
+      <w:r>
+        <w:t>Targets</w:t>
+      </w:r>
+    </w:p>
+    <w:p>
+      <w:r>
+        <w:t xml:space="preserve">In the </w:t>
+      </w:r>
+      <w:r>
+        <w:t>ProfileConfig</w:t>
+      </w:r>
+      <w:r>
+        <w:t xml:space="preserve"> we can specify the target in which we want to build our models:</w:t>
+      </w:r>
+      <w:r>
+        <w:br/>
+      </w:r>
+      <w:r>
+        <w:rPr>
+          <w:noProof/>
+        </w:rPr>
+        <w:drawing>
+          <wp:inline distT="0" distB="0" distL="0" distR="0" wp14:anchorId="68A827D2" wp14:editId="789387DF">
+            <wp:extent cx="4610743" cy="1028844"/>
+            <wp:effectExtent l="0" t="0" r="0" b="0"/>
+            <wp:docPr id="1647633861" name="Picture 1" descr="A computer screen with text&#10;&#10;AI-generated content may be incorrect."/>
+            <wp:cNvGraphicFramePr>
+              <a:graphicFrameLocks xmlns:a="http://schemas.openxmlformats.org/drawingml/2006/main" noChangeAspect="1"/>
+            </wp:cNvGraphicFramePr>
+            <a:graphic xmlns:a="http://schemas.openxmlformats.org/drawingml/2006/main">
+              <a:graphicData uri="http://schemas.openxmlformats.org/drawingml/2006/picture">
+                <pic:pic xmlns:pic="http://schemas.openxmlformats.org/drawingml/2006/picture">
+                  <pic:nvPicPr>
+                    <pic:cNvPr id="1647633861" name="Picture 1" descr="A computer screen with text&#10;&#10;AI-generated content may be incorrect."/>
+                    <pic:cNvPicPr/>
+                  </pic:nvPicPr>
+                  <pic:blipFill>
+                    <a:blip r:embed="rId19"/>
+                    <a:stretch>
+                      <a:fillRect/>
+                    </a:stretch>
+                  </pic:blipFill>
+                  <pic:spPr>
+                    <a:xfrm>
+                      <a:off x="0" y="0"/>
+                      <a:ext cx="4610743" cy="1028844"/>
+                    </a:xfrm>
+                    <a:prstGeom prst="rect">
+                      <a:avLst/>
+                    </a:prstGeom>
+                  </pic:spPr>
+                </pic:pic>
+              </a:graphicData>
+            </a:graphic>
+          </wp:inline>
+        </w:drawing>
+      </w:r>
+    </w:p>
+    <w:p>
+      <w:r>
+        <w:t>And then use that ProfileConfig in the dbtTaskGroup:</w:t>
+      </w:r>
+    </w:p>
+    <w:p>
+      <w:r>
+        <w:rPr>
+          <w:noProof/>
+        </w:rPr>
+        <w:drawing>
+          <wp:inline distT="0" distB="0" distL="0" distR="0" wp14:anchorId="139C13B1" wp14:editId="1874F854">
+            <wp:extent cx="3972479" cy="1124107"/>
+            <wp:effectExtent l="0" t="0" r="0" b="0"/>
+            <wp:docPr id="787805987" name="Picture 1" descr="A screen shot of a computer program&#10;&#10;AI-generated content may be incorrect."/>
+            <wp:cNvGraphicFramePr>
+              <a:graphicFrameLocks xmlns:a="http://schemas.openxmlformats.org/drawingml/2006/main" noChangeAspect="1"/>
+            </wp:cNvGraphicFramePr>
+            <a:graphic xmlns:a="http://schemas.openxmlformats.org/drawingml/2006/main">
+              <a:graphicData uri="http://schemas.openxmlformats.org/drawingml/2006/picture">
+                <pic:pic xmlns:pic="http://schemas.openxmlformats.org/drawingml/2006/picture">
+                  <pic:nvPicPr>
+                    <pic:cNvPr id="787805987" name="Picture 1" descr="A screen shot of a computer program&#10;&#10;AI-generated content may be incorrect."/>
+                    <pic:cNvPicPr/>
+                  </pic:nvPicPr>
+                  <pic:blipFill>
+                    <a:blip r:embed="rId20"/>
+                    <a:stretch>
+                      <a:fillRect/>
+                    </a:stretch>
+                  </pic:blipFill>
+                  <pic:spPr>
+                    <a:xfrm>
+                      <a:off x="0" y="0"/>
+                      <a:ext cx="3972479" cy="1124107"/>
+                    </a:xfrm>
+                    <a:prstGeom prst="rect">
+                      <a:avLst/>
+                    </a:prstGeom>
+                  </pic:spPr>
+                </pic:pic>
+              </a:graphicData>
+            </a:graphic>
+          </wp:inline>
+        </w:drawing>
+      </w:r>
+    </w:p>
     <w:p/>
     <w:sectPr>
       <w:pgSz w:w="12240" w:h="15840"/>
@@ -1113,6 +1619,119 @@
 <file path=word/numbering.xml><?xml version="1.0" encoding="utf-8"?>
 <w:numbering xmlns:wpc="http://schemas.microsoft.com/office/word/2010/wordprocessingCanvas" xmlns:cx="http://schemas.microsoft.com/office/drawing/2014/chartex" xmlns:cx1="http://schemas.microsoft.com/office/drawing/2015/9/8/chartex" xmlns:cx2="http://schemas.microsoft.com/office/drawing/2015/10/21/chartex" xmlns:cx3="http://schemas.microsoft.com/office/drawing/2016/5/9/chartex" xmlns:cx4="http://schemas.microsoft.com/office/drawing/2016/5/10/chartex" xmlns:cx5="http://schemas.microsoft.com/office/drawing/2016/5/11/chartex" xmlns:cx6="http://schemas.microsoft.com/office/drawing/2016/5/12/chartex" xmlns:cx7="http://schemas.microsoft.com/office/drawing/2016/5/13/chartex" xmlns:cx8="http://schemas.microsoft.com/office/drawing/2016/5/14/chartex" xmlns:mc="http://schemas.openxmlformats.org/markup-compatibility/2006" xmlns:aink="http://schemas.microsoft.com/office/drawing/2016/ink" xmlns:am3d="http://schemas.microsoft.com/office/drawing/2017/model3d" xmlns:o="urn:schemas-microsoft-com:office:office" xmlns:oel="http://schemas.microsoft.com/office/2019/extlst" xmlns:r="http://schemas.openxmlformats.org/officeDocument/2006/relationships" xmlns:m="http://schemas.openxmlformats.org/officeDocument/2006/math" xmlns:v="urn:schemas-microsoft-com:vml" xmlns:wp14="http://schemas.microsoft.com/office/word/2010/wordprocessingDrawing" xmlns:wp="http://schemas.openxmlformats.org/drawingml/2006/wordprocessingDrawing" xmlns:w10="urn:schemas-microsoft-com:office:word" xmlns:w="http://schemas.openxmlformats.org/wordprocessingml/2006/main" xmlns:w14="http://schemas.microsoft.com/office/word/2010/wordml" xmlns:w15="http://schemas.microsoft.com/office/word/2012/wordml" xmlns:w16cex="http://schemas.microsoft.com/office/word/2018/wordml/cex" xmlns:w16cid="http://schemas.microsoft.com/office/word/2016/wordml/cid" xmlns:w16="http://schemas.microsoft.com/office/word/2018/wordml" xmlns:w16du="http://schemas.microsoft.com/office/word/2023/wordml/word16du" xmlns:w16sdtdh="http://schemas.microsoft.com/office/word/2020/wordml/sdtdatahash" xmlns:w16sdtfl="http://schemas.microsoft.com/office/word/2024/wordml/sdtformatlock" xmlns:w16se="http://schemas.microsoft.com/office/word/2015/wordml/symex" xmlns:wpg="http://schemas.microsoft.com/office/word/2010/wordprocessingGroup" xmlns:wpi="http://schemas.microsoft.com/office/word/2010/wordprocessingInk" xmlns:wne="http://schemas.microsoft.com/office/word/2006/wordml" xmlns:wps="http://schemas.microsoft.com/office/word/2010/wordprocessingShape" mc:Ignorable="w14 w15 w16se w16cid w16 w16cex w16sdtdh w16sdtfl w16du wp14">
   <w:abstractNum w:abstractNumId="0" w15:restartNumberingAfterBreak="0">
+    <w:nsid w:val="0F1977CB"/>
+    <w:multiLevelType w:val="hybridMultilevel"/>
+    <w:tmpl w:val="0C00B494"/>
+    <w:lvl w:ilvl="0" w:tplc="04090001">
+      <w:start w:val="1"/>
+      <w:numFmt w:val="bullet"/>
+      <w:lvlText w:val=""/>
+      <w:lvlJc w:val="left"/>
+      <w:pPr>
+        <w:ind w:left="720" w:hanging="360"/>
+      </w:pPr>
+      <w:rPr>
+        <w:rFonts w:ascii="Symbol" w:hAnsi="Symbol" w:hint="default"/>
+      </w:rPr>
+    </w:lvl>
+    <w:lvl w:ilvl="1" w:tplc="04090003" w:tentative="1">
+      <w:start w:val="1"/>
+      <w:numFmt w:val="bullet"/>
+      <w:lvlText w:val="o"/>
+      <w:lvlJc w:val="left"/>
+      <w:pPr>
+        <w:ind w:left="1440" w:hanging="360"/>
+      </w:pPr>
+      <w:rPr>
+        <w:rFonts w:ascii="Courier New" w:hAnsi="Courier New" w:cs="Courier New" w:hint="default"/>
+      </w:rPr>
+    </w:lvl>
+    <w:lvl w:ilvl="2" w:tplc="04090005" w:tentative="1">
+      <w:start w:val="1"/>
+      <w:numFmt w:val="bullet"/>
+      <w:lvlText w:val=""/>
+      <w:lvlJc w:val="left"/>
+      <w:pPr>
+        <w:ind w:left="2160" w:hanging="360"/>
+      </w:pPr>
+      <w:rPr>
+        <w:rFonts w:ascii="Wingdings" w:hAnsi="Wingdings" w:hint="default"/>
+      </w:rPr>
+    </w:lvl>
+    <w:lvl w:ilvl="3" w:tplc="04090001" w:tentative="1">
+      <w:start w:val="1"/>
+      <w:numFmt w:val="bullet"/>
+      <w:lvlText w:val=""/>
+      <w:lvlJc w:val="left"/>
+      <w:pPr>
+        <w:ind w:left="2880" w:hanging="360"/>
+      </w:pPr>
+      <w:rPr>
+        <w:rFonts w:ascii="Symbol" w:hAnsi="Symbol" w:hint="default"/>
+      </w:rPr>
+    </w:lvl>
+    <w:lvl w:ilvl="4" w:tplc="04090003" w:tentative="1">
+      <w:start w:val="1"/>
+      <w:numFmt w:val="bullet"/>
+      <w:lvlText w:val="o"/>
+      <w:lvlJc w:val="left"/>
+      <w:pPr>
+        <w:ind w:left="3600" w:hanging="360"/>
+      </w:pPr>
+      <w:rPr>
+        <w:rFonts w:ascii="Courier New" w:hAnsi="Courier New" w:cs="Courier New" w:hint="default"/>
+      </w:rPr>
+    </w:lvl>
+    <w:lvl w:ilvl="5" w:tplc="04090005" w:tentative="1">
+      <w:start w:val="1"/>
+      <w:numFmt w:val="bullet"/>
+      <w:lvlText w:val=""/>
+      <w:lvlJc w:val="left"/>
+      <w:pPr>
+        <w:ind w:left="4320" w:hanging="360"/>
+      </w:pPr>
+      <w:rPr>
+        <w:rFonts w:ascii="Wingdings" w:hAnsi="Wingdings" w:hint="default"/>
+      </w:rPr>
+    </w:lvl>
+    <w:lvl w:ilvl="6" w:tplc="04090001" w:tentative="1">
+      <w:start w:val="1"/>
+      <w:numFmt w:val="bullet"/>
+      <w:lvlText w:val=""/>
+      <w:lvlJc w:val="left"/>
+      <w:pPr>
+        <w:ind w:left="5040" w:hanging="360"/>
+      </w:pPr>
+      <w:rPr>
+        <w:rFonts w:ascii="Symbol" w:hAnsi="Symbol" w:hint="default"/>
+      </w:rPr>
+    </w:lvl>
+    <w:lvl w:ilvl="7" w:tplc="04090003" w:tentative="1">
+      <w:start w:val="1"/>
+      <w:numFmt w:val="bullet"/>
+      <w:lvlText w:val="o"/>
+      <w:lvlJc w:val="left"/>
+      <w:pPr>
+        <w:ind w:left="5760" w:hanging="360"/>
+      </w:pPr>
+      <w:rPr>
+        <w:rFonts w:ascii="Courier New" w:hAnsi="Courier New" w:cs="Courier New" w:hint="default"/>
+      </w:rPr>
+    </w:lvl>
+    <w:lvl w:ilvl="8" w:tplc="04090005" w:tentative="1">
+      <w:start w:val="1"/>
+      <w:numFmt w:val="bullet"/>
+      <w:lvlText w:val=""/>
+      <w:lvlJc w:val="left"/>
+      <w:pPr>
+        <w:ind w:left="6480" w:hanging="360"/>
+      </w:pPr>
+      <w:rPr>
+        <w:rFonts w:ascii="Wingdings" w:hAnsi="Wingdings" w:hint="default"/>
+      </w:rPr>
+    </w:lvl>
+  </w:abstractNum>
+  <w:abstractNum w:abstractNumId="1" w15:restartNumberingAfterBreak="0">
     <w:nsid w:val="1E304873"/>
     <w:multiLevelType w:val="hybridMultilevel"/>
     <w:tmpl w:val="43E2B6F2"/>
@@ -1225,7 +1844,7 @@
       </w:rPr>
     </w:lvl>
   </w:abstractNum>
-  <w:abstractNum w:abstractNumId="1" w15:restartNumberingAfterBreak="0">
+  <w:abstractNum w:abstractNumId="2" w15:restartNumberingAfterBreak="0">
     <w:nsid w:val="21EA346C"/>
     <w:multiLevelType w:val="hybridMultilevel"/>
     <w:tmpl w:val="12D6DD12"/>
@@ -1337,7 +1956,7 @@
       </w:rPr>
     </w:lvl>
   </w:abstractNum>
-  <w:abstractNum w:abstractNumId="2" w15:restartNumberingAfterBreak="0">
+  <w:abstractNum w:abstractNumId="3" w15:restartNumberingAfterBreak="0">
     <w:nsid w:val="2BF636F3"/>
     <w:multiLevelType w:val="hybridMultilevel"/>
     <w:tmpl w:val="614C1B76"/>
@@ -1450,7 +2069,7 @@
       </w:rPr>
     </w:lvl>
   </w:abstractNum>
-  <w:abstractNum w:abstractNumId="3" w15:restartNumberingAfterBreak="0">
+  <w:abstractNum w:abstractNumId="4" w15:restartNumberingAfterBreak="0">
     <w:nsid w:val="3928699E"/>
     <w:multiLevelType w:val="hybridMultilevel"/>
     <w:tmpl w:val="5B6A6658"/>
@@ -1563,7 +2182,7 @@
       </w:rPr>
     </w:lvl>
   </w:abstractNum>
-  <w:abstractNum w:abstractNumId="4" w15:restartNumberingAfterBreak="0">
+  <w:abstractNum w:abstractNumId="5" w15:restartNumberingAfterBreak="0">
     <w:nsid w:val="49755240"/>
     <w:multiLevelType w:val="hybridMultilevel"/>
     <w:tmpl w:val="AC34EF34"/>
@@ -1675,7 +2294,7 @@
       </w:rPr>
     </w:lvl>
   </w:abstractNum>
-  <w:abstractNum w:abstractNumId="5" w15:restartNumberingAfterBreak="0">
+  <w:abstractNum w:abstractNumId="6" w15:restartNumberingAfterBreak="0">
     <w:nsid w:val="5A7F7CD8"/>
     <w:multiLevelType w:val="hybridMultilevel"/>
     <w:tmpl w:val="1E90E668"/>
@@ -1691,7 +2310,7 @@
         <w:rFonts w:ascii="Symbol" w:hAnsi="Symbol" w:hint="default"/>
       </w:rPr>
     </w:lvl>
-    <w:lvl w:ilvl="1" w:tplc="FFFFFFFF" w:tentative="1">
+    <w:lvl w:ilvl="1" w:tplc="FFFFFFFF">
       <w:start w:val="1"/>
       <w:numFmt w:val="bullet"/>
       <w:lvlText w:val="o"/>
@@ -1788,7 +2407,7 @@
       </w:rPr>
     </w:lvl>
   </w:abstractNum>
-  <w:abstractNum w:abstractNumId="6" w15:restartNumberingAfterBreak="0">
+  <w:abstractNum w:abstractNumId="7" w15:restartNumberingAfterBreak="0">
     <w:nsid w:val="5C073D25"/>
     <w:multiLevelType w:val="hybridMultilevel"/>
     <w:tmpl w:val="0074E3BE"/>
@@ -1901,7 +2520,7 @@
       </w:rPr>
     </w:lvl>
   </w:abstractNum>
-  <w:abstractNum w:abstractNumId="7" w15:restartNumberingAfterBreak="0">
+  <w:abstractNum w:abstractNumId="8" w15:restartNumberingAfterBreak="0">
     <w:nsid w:val="682F2E34"/>
     <w:multiLevelType w:val="hybridMultilevel"/>
     <w:tmpl w:val="DDA0E2E2"/>
@@ -2013,7 +2632,7 @@
       </w:rPr>
     </w:lvl>
   </w:abstractNum>
-  <w:abstractNum w:abstractNumId="8" w15:restartNumberingAfterBreak="0">
+  <w:abstractNum w:abstractNumId="9" w15:restartNumberingAfterBreak="0">
     <w:nsid w:val="6C3509E0"/>
     <w:multiLevelType w:val="hybridMultilevel"/>
     <w:tmpl w:val="E6B06F1E"/>
@@ -2126,7 +2745,7 @@
       </w:rPr>
     </w:lvl>
   </w:abstractNum>
-  <w:abstractNum w:abstractNumId="9" w15:restartNumberingAfterBreak="0">
+  <w:abstractNum w:abstractNumId="10" w15:restartNumberingAfterBreak="0">
     <w:nsid w:val="7DAF7D02"/>
     <w:multiLevelType w:val="hybridMultilevel"/>
     <w:tmpl w:val="192AD382"/>
@@ -2239,7 +2858,7 @@
       </w:rPr>
     </w:lvl>
   </w:abstractNum>
-  <w:abstractNum w:abstractNumId="10" w15:restartNumberingAfterBreak="0">
+  <w:abstractNum w:abstractNumId="11" w15:restartNumberingAfterBreak="0">
     <w:nsid w:val="7EF97CE8"/>
     <w:multiLevelType w:val="hybridMultilevel"/>
     <w:tmpl w:val="906C0BDE"/>
@@ -2353,37 +2972,40 @@
     </w:lvl>
   </w:abstractNum>
   <w:num w:numId="1" w16cid:durableId="1699618029">
+    <w:abstractNumId w:val="9"/>
+  </w:num>
+  <w:num w:numId="2" w16cid:durableId="1984845899">
+    <w:abstractNumId w:val="2"/>
+  </w:num>
+  <w:num w:numId="3" w16cid:durableId="1711757087">
+    <w:abstractNumId w:val="7"/>
+  </w:num>
+  <w:num w:numId="4" w16cid:durableId="401290549">
+    <w:abstractNumId w:val="10"/>
+  </w:num>
+  <w:num w:numId="5" w16cid:durableId="459107247">
     <w:abstractNumId w:val="8"/>
   </w:num>
-  <w:num w:numId="2" w16cid:durableId="1984845899">
+  <w:num w:numId="6" w16cid:durableId="758452565">
+    <w:abstractNumId w:val="6"/>
+  </w:num>
+  <w:num w:numId="7" w16cid:durableId="1636334537">
     <w:abstractNumId w:val="1"/>
   </w:num>
-  <w:num w:numId="3" w16cid:durableId="1711757087">
-    <w:abstractNumId w:val="6"/>
-  </w:num>
-  <w:num w:numId="4" w16cid:durableId="401290549">
-    <w:abstractNumId w:val="9"/>
-  </w:num>
-  <w:num w:numId="5" w16cid:durableId="459107247">
-    <w:abstractNumId w:val="7"/>
-  </w:num>
-  <w:num w:numId="6" w16cid:durableId="758452565">
+  <w:num w:numId="8" w16cid:durableId="1219970554">
     <w:abstractNumId w:val="5"/>
   </w:num>
-  <w:num w:numId="7" w16cid:durableId="1636334537">
-    <w:abstractNumId w:val="0"/>
-  </w:num>
-  <w:num w:numId="8" w16cid:durableId="1219970554">
+  <w:num w:numId="9" w16cid:durableId="726105640">
     <w:abstractNumId w:val="4"/>
   </w:num>
-  <w:num w:numId="9" w16cid:durableId="726105640">
+  <w:num w:numId="10" w16cid:durableId="739594580">
+    <w:abstractNumId w:val="11"/>
+  </w:num>
+  <w:num w:numId="11" w16cid:durableId="934291788">
     <w:abstractNumId w:val="3"/>
   </w:num>
-  <w:num w:numId="10" w16cid:durableId="739594580">
-    <w:abstractNumId w:val="10"/>
-  </w:num>
-  <w:num w:numId="11" w16cid:durableId="934291788">
-    <w:abstractNumId w:val="2"/>
+  <w:num w:numId="12" w16cid:durableId="198008988">
+    <w:abstractNumId w:val="0"/>
   </w:num>
 </w:numbering>
 </file>
@@ -2989,6 +3611,7 @@
   <w:style w:type="character" w:default="1" w:styleId="DefaultParagraphFont">
     <w:name w:val="Default Paragraph Font"/>
     <w:uiPriority w:val="1"/>
+    <w:semiHidden/>
     <w:unhideWhenUsed/>
   </w:style>
   <w:style w:type="table" w:default="1" w:styleId="TableNormal">
@@ -3323,6 +3946,18 @@
       <w:shd w:val="clear" w:color="auto" w:fill="E1DFDD"/>
     </w:rPr>
   </w:style>
+  <w:style w:type="character" w:styleId="FollowedHyperlink">
+    <w:name w:val="FollowedHyperlink"/>
+    <w:basedOn w:val="DefaultParagraphFont"/>
+    <w:uiPriority w:val="99"/>
+    <w:semiHidden/>
+    <w:unhideWhenUsed/>
+    <w:rsid w:val="00DA73CC"/>
+    <w:rPr>
+      <w:color w:val="96607D" w:themeColor="followedHyperlink"/>
+      <w:u w:val="single"/>
+    </w:rPr>
+  </w:style>
 </w:styles>
 </file>
 

--- a/dbt/dbt notes.docx
+++ b/dbt/dbt notes.docx
@@ -657,7 +657,50 @@
     </w:p>
     <w:p>
       <w:r>
-        <w:t>In the profiles.yml file we can specify different targets, that is different databases where we will be building models.</w:t>
+        <w:t>In the profiles.yml file we can specify different targets, that is different databases where we will be building models</w:t>
+      </w:r>
+      <w:r>
+        <w:t>. For example here we are specifying two targets called ‘dev’ and ‘prod’:</w:t>
+      </w:r>
+    </w:p>
+    <w:p>
+      <w:r>
+        <w:lastRenderedPageBreak/>
+        <w:drawing>
+          <wp:inline distT="0" distB="0" distL="0" distR="0" wp14:anchorId="09E35DB1" wp14:editId="21B96A4E">
+            <wp:extent cx="2478167" cy="3530278"/>
+            <wp:effectExtent l="0" t="0" r="0" b="0"/>
+            <wp:docPr id="22266288" name="Picture 1" descr="A screenshot of a computer screen&#10;&#10;AI-generated content may be incorrect."/>
+            <wp:cNvGraphicFramePr>
+              <a:graphicFrameLocks xmlns:a="http://schemas.openxmlformats.org/drawingml/2006/main" noChangeAspect="1"/>
+            </wp:cNvGraphicFramePr>
+            <a:graphic xmlns:a="http://schemas.openxmlformats.org/drawingml/2006/main">
+              <a:graphicData uri="http://schemas.openxmlformats.org/drawingml/2006/picture">
+                <pic:pic xmlns:pic="http://schemas.openxmlformats.org/drawingml/2006/picture">
+                  <pic:nvPicPr>
+                    <pic:cNvPr id="22266288" name="Picture 1" descr="A screenshot of a computer screen&#10;&#10;AI-generated content may be incorrect."/>
+                    <pic:cNvPicPr/>
+                  </pic:nvPicPr>
+                  <pic:blipFill>
+                    <a:blip r:embed="rId8"/>
+                    <a:stretch>
+                      <a:fillRect/>
+                    </a:stretch>
+                  </pic:blipFill>
+                  <pic:spPr>
+                    <a:xfrm>
+                      <a:off x="0" y="0"/>
+                      <a:ext cx="2484523" cy="3539332"/>
+                    </a:xfrm>
+                    <a:prstGeom prst="rect">
+                      <a:avLst/>
+                    </a:prstGeom>
+                  </pic:spPr>
+                </pic:pic>
+              </a:graphicData>
+            </a:graphic>
+          </wp:inline>
+        </w:drawing>
       </w:r>
     </w:p>
     <w:p>
@@ -670,7 +713,6 @@
         <w:rPr>
           <w:noProof/>
         </w:rPr>
-        <w:lastRenderedPageBreak/>
         <w:drawing>
           <wp:inline distT="0" distB="0" distL="0" distR="0" wp14:anchorId="59B9BC13" wp14:editId="1BAA2808">
             <wp:extent cx="2448267" cy="885949"/>
@@ -687,7 +729,7 @@
                     <pic:cNvPicPr/>
                   </pic:nvPicPr>
                   <pic:blipFill>
-                    <a:blip r:embed="rId8"/>
+                    <a:blip r:embed="rId9"/>
                     <a:stretch>
                       <a:fillRect/>
                     </a:stretch>
@@ -733,7 +775,7 @@
       <w:r>
         <w:t xml:space="preserve">. More info about that: </w:t>
       </w:r>
-      <w:hyperlink r:id="rId9" w:history="1">
+      <w:hyperlink r:id="rId10" w:history="1">
         <w:r>
           <w:rPr>
             <w:rStyle w:val="Hyperlink"/>
@@ -840,6 +882,7 @@
         <w:spacing w:before="0" w:after="0"/>
       </w:pPr>
       <w:r>
+        <w:lastRenderedPageBreak/>
         <w:t>cosmos functionalities</w:t>
       </w:r>
     </w:p>
@@ -863,7 +906,7 @@
         </w:numPr>
         <w:spacing w:after="0"/>
       </w:pPr>
-      <w:hyperlink r:id="rId10" w:history="1">
+      <w:hyperlink r:id="rId11" w:history="1">
         <w:r>
           <w:rPr>
             <w:rStyle w:val="Hyperlink"/>
@@ -881,7 +924,7 @@
         </w:numPr>
         <w:spacing w:after="0"/>
       </w:pPr>
-      <w:hyperlink r:id="rId11" w:history="1">
+      <w:hyperlink r:id="rId12" w:history="1">
         <w:r>
           <w:rPr>
             <w:rStyle w:val="Hyperlink"/>
@@ -956,7 +999,7 @@
                     <pic:cNvPicPr/>
                   </pic:nvPicPr>
                   <pic:blipFill>
-                    <a:blip r:embed="rId12"/>
+                    <a:blip r:embed="rId13"/>
                     <a:stretch>
                       <a:fillRect/>
                     </a:stretch>
@@ -990,7 +1033,6 @@
         <w:spacing w:after="0"/>
       </w:pPr>
       <w:r>
-        <w:lastRenderedPageBreak/>
         <w:drawing>
           <wp:inline distT="0" distB="0" distL="0" distR="0" wp14:anchorId="4C581211" wp14:editId="1B201350">
             <wp:extent cx="2514951" cy="600159"/>
@@ -1007,7 +1049,7 @@
                     <pic:cNvPicPr/>
                   </pic:nvPicPr>
                   <pic:blipFill>
-                    <a:blip r:embed="rId13"/>
+                    <a:blip r:embed="rId14"/>
                     <a:stretch>
                       <a:fillRect/>
                     </a:stretch>
@@ -1064,7 +1106,7 @@
                     <pic:cNvPicPr/>
                   </pic:nvPicPr>
                   <pic:blipFill>
-                    <a:blip r:embed="rId14"/>
+                    <a:blip r:embed="rId15"/>
                     <a:stretch>
                       <a:fillRect/>
                     </a:stretch>
@@ -1101,6 +1143,7 @@
     </w:p>
     <w:p>
       <w:r>
+        <w:lastRenderedPageBreak/>
         <w:t>It is a good practice to create a virtual environment for dbt, install there all the dbt libraries needed (dbt-core, dbt-databricks) and provide the following executable path:</w:t>
       </w:r>
     </w:p>
@@ -1122,7 +1165,7 @@
                     <pic:cNvPicPr/>
                   </pic:nvPicPr>
                   <pic:blipFill>
-                    <a:blip r:embed="rId15"/>
+                    <a:blip r:embed="rId16"/>
                     <a:stretch>
                       <a:fillRect/>
                     </a:stretch>
@@ -1166,7 +1209,7 @@
                     <pic:cNvPicPr/>
                   </pic:nvPicPr>
                   <pic:blipFill>
-                    <a:blip r:embed="rId16"/>
+                    <a:blip r:embed="rId17"/>
                     <a:stretch>
                       <a:fillRect/>
                     </a:stretch>
@@ -1202,7 +1245,6 @@
         <w:pStyle w:val="Heading2"/>
       </w:pPr>
       <w:r>
-        <w:lastRenderedPageBreak/>
         <w:t>Rendering options for dbtTaskGroup</w:t>
       </w:r>
     </w:p>
@@ -1251,7 +1293,7 @@
                     <pic:cNvPicPr/>
                   </pic:nvPicPr>
                   <pic:blipFill>
-                    <a:blip r:embed="rId17"/>
+                    <a:blip r:embed="rId18"/>
                     <a:stretch>
                       <a:fillRect/>
                     </a:stretch>
@@ -1337,7 +1379,11 @@
         <w:t>should_detach_multiple_parents_tests=True</w:t>
       </w:r>
       <w:r>
-        <w:t xml:space="preserve"> - This argument makes sure that when we have models dependent on each other then we will not execute the same tests twice and when tests depends on a multiple models, then they will be performed when all those models have been built. Otherwise we might perform test which includes a model which has not been built yet and it will fail.</w:t>
+        <w:t xml:space="preserve"> - This argument makes sure that when we have models dependent on each other then we will not execute the same tests twice and when tests depends on a multiple models, then they will be performed when </w:t>
+      </w:r>
+      <w:r>
+        <w:lastRenderedPageBreak/>
+        <w:t>all those models have been built. Otherwise we might perform test which includes a model which has not been built yet and it will fail.</w:t>
       </w:r>
     </w:p>
     <w:p>
@@ -1393,7 +1439,6 @@
         <w:rPr>
           <w:noProof/>
         </w:rPr>
-        <w:lastRenderedPageBreak/>
         <w:drawing>
           <wp:inline distT="0" distB="0" distL="0" distR="0" wp14:anchorId="4E24EDF0" wp14:editId="2C95D6E8">
             <wp:extent cx="4544059" cy="1648055"/>
@@ -1410,7 +1455,7 @@
                     <pic:cNvPicPr/>
                   </pic:nvPicPr>
                   <pic:blipFill>
-                    <a:blip r:embed="rId18"/>
+                    <a:blip r:embed="rId19"/>
                     <a:stretch>
                       <a:fillRect/>
                     </a:stretch>
@@ -1494,115 +1539,6 @@
       </w:pPr>
       <w:r>
         <w:t>When we want to change metadata columns names for snapshots there is some problem and it doesn't work. I was trying both snapshots defined as a YAML file and SQL.</w:t>
-      </w:r>
-    </w:p>
-    <w:p>
-      <w:pPr>
-        <w:pStyle w:val="Heading2"/>
-      </w:pPr>
-      <w:r>
-        <w:t>Targets</w:t>
-      </w:r>
-    </w:p>
-    <w:p>
-      <w:r>
-        <w:t xml:space="preserve">In the </w:t>
-      </w:r>
-      <w:r>
-        <w:t>ProfileConfig</w:t>
-      </w:r>
-      <w:r>
-        <w:t xml:space="preserve"> we can specify the target in which we want to build our models:</w:t>
-      </w:r>
-      <w:r>
-        <w:br/>
-      </w:r>
-      <w:r>
-        <w:rPr>
-          <w:noProof/>
-        </w:rPr>
-        <w:drawing>
-          <wp:inline distT="0" distB="0" distL="0" distR="0" wp14:anchorId="68A827D2" wp14:editId="789387DF">
-            <wp:extent cx="4610743" cy="1028844"/>
-            <wp:effectExtent l="0" t="0" r="0" b="0"/>
-            <wp:docPr id="1647633861" name="Picture 1" descr="A computer screen with text&#10;&#10;AI-generated content may be incorrect."/>
-            <wp:cNvGraphicFramePr>
-              <a:graphicFrameLocks xmlns:a="http://schemas.openxmlformats.org/drawingml/2006/main" noChangeAspect="1"/>
-            </wp:cNvGraphicFramePr>
-            <a:graphic xmlns:a="http://schemas.openxmlformats.org/drawingml/2006/main">
-              <a:graphicData uri="http://schemas.openxmlformats.org/drawingml/2006/picture">
-                <pic:pic xmlns:pic="http://schemas.openxmlformats.org/drawingml/2006/picture">
-                  <pic:nvPicPr>
-                    <pic:cNvPr id="1647633861" name="Picture 1" descr="A computer screen with text&#10;&#10;AI-generated content may be incorrect."/>
-                    <pic:cNvPicPr/>
-                  </pic:nvPicPr>
-                  <pic:blipFill>
-                    <a:blip r:embed="rId19"/>
-                    <a:stretch>
-                      <a:fillRect/>
-                    </a:stretch>
-                  </pic:blipFill>
-                  <pic:spPr>
-                    <a:xfrm>
-                      <a:off x="0" y="0"/>
-                      <a:ext cx="4610743" cy="1028844"/>
-                    </a:xfrm>
-                    <a:prstGeom prst="rect">
-                      <a:avLst/>
-                    </a:prstGeom>
-                  </pic:spPr>
-                </pic:pic>
-              </a:graphicData>
-            </a:graphic>
-          </wp:inline>
-        </w:drawing>
-      </w:r>
-    </w:p>
-    <w:p>
-      <w:r>
-        <w:t>And then use that ProfileConfig in the dbtTaskGroup:</w:t>
-      </w:r>
-    </w:p>
-    <w:p>
-      <w:r>
-        <w:rPr>
-          <w:noProof/>
-        </w:rPr>
-        <w:drawing>
-          <wp:inline distT="0" distB="0" distL="0" distR="0" wp14:anchorId="139C13B1" wp14:editId="1874F854">
-            <wp:extent cx="3972479" cy="1124107"/>
-            <wp:effectExtent l="0" t="0" r="0" b="0"/>
-            <wp:docPr id="787805987" name="Picture 1" descr="A screen shot of a computer program&#10;&#10;AI-generated content may be incorrect."/>
-            <wp:cNvGraphicFramePr>
-              <a:graphicFrameLocks xmlns:a="http://schemas.openxmlformats.org/drawingml/2006/main" noChangeAspect="1"/>
-            </wp:cNvGraphicFramePr>
-            <a:graphic xmlns:a="http://schemas.openxmlformats.org/drawingml/2006/main">
-              <a:graphicData uri="http://schemas.openxmlformats.org/drawingml/2006/picture">
-                <pic:pic xmlns:pic="http://schemas.openxmlformats.org/drawingml/2006/picture">
-                  <pic:nvPicPr>
-                    <pic:cNvPr id="787805987" name="Picture 1" descr="A screen shot of a computer program&#10;&#10;AI-generated content may be incorrect."/>
-                    <pic:cNvPicPr/>
-                  </pic:nvPicPr>
-                  <pic:blipFill>
-                    <a:blip r:embed="rId20"/>
-                    <a:stretch>
-                      <a:fillRect/>
-                    </a:stretch>
-                  </pic:blipFill>
-                  <pic:spPr>
-                    <a:xfrm>
-                      <a:off x="0" y="0"/>
-                      <a:ext cx="3972479" cy="1124107"/>
-                    </a:xfrm>
-                    <a:prstGeom prst="rect">
-                      <a:avLst/>
-                    </a:prstGeom>
-                  </pic:spPr>
-                </pic:pic>
-              </a:graphicData>
-            </a:graphic>
-          </wp:inline>
-        </w:drawing>
       </w:r>
     </w:p>
     <w:p/>
